--- a/papers/结构教育学-ΔN跳层教学法-林小黑.docx
+++ b/papers/结构教育学-ΔN跳层教学法-林小黑.docx
@@ -12,21 +12,68 @@
     </w:p>
     <w:p>
       <w:r>
+        <w:t>&lt;</w:t>
+      </w:r>
+      <w:r>
+        <w:t>!</w:t>
+      </w:r>
+      <w:r>
+        <w:t>-</w:t>
+      </w:r>
+      <w:r>
+        <w:t>-</w:t>
+      </w:r>
+      <w:r>
+        <w:t xml:space="preserve"> </w:t>
+      </w:r>
+      <w:r>
+        <w:t xml:space="preserve"> </w:t>
+      </w:r>
+      <w:r>
+        <w:t>-</w:t>
+      </w:r>
+      <w:r>
+        <w:t>-</w:t>
+      </w:r>
+      <w:r>
+        <w:t>&gt;</w:t>
+      </w:r>
+    </w:p>
+    <w:p>
+      <w:r>
+        <w:rPr>
+          <w:b/>
+        </w:rPr>
+        <w:t>——基于嵌套率传导定律的教学优化实证研究</w:t>
+      </w:r>
+    </w:p>
+    <w:p>
+      <w:r>
         <w:rPr>
           <w:b/>
         </w:rPr>
         <w:t>作者：林小黑</w:t>
-        <w:br/>
-      </w:r>
-      <w:r>
-        <w:t>执行：则弟（AI助手）</w:t>
-        <w:br/>
-        <w:t>日期：2026-06-15</w:t>
       </w:r>
     </w:p>
     <w:p>
       <w:r>
-        <w:t>在线阅读：https://rentry.co/struct-edu</w:t>
+        <w:rPr>
+          <w:b/>
+        </w:rPr>
+        <w:t>实验执行：则弟（AI助手）</w:t>
+      </w:r>
+    </w:p>
+    <w:p>
+      <w:r>
+        <w:rPr>
+          <w:b/>
+        </w:rPr>
+        <w:t>日期：2026-06-15</w:t>
+      </w:r>
+    </w:p>
+    <w:p>
+      <w:r>
+        <w:t>____________________________________________________________</w:t>
       </w:r>
     </w:p>
     <w:p>
@@ -39,7 +86,689 @@
     </w:p>
     <w:p>
       <w:r>
-        <w:t>本文基于结构传导定律（ΔS ∝ 1/|ΔN|），提出并实证验证了"ΔN跳层教学法"：教学者应站在学习者嵌套率高一层（ΔN=1）的位置进行教学，而非同层照搬或跨层灌输。 实验使用GLM-4-Flash作为教学模拟环境，分别以ΔN=0（同层）、ΔN=1（高一层）、ΔN=2（高两层）三种方式向学习者传授神经网络知识，测试理解质量。结果显示ΔN=1组理解质量最高（得分2），ΔN=0组次之（得分1），ΔN=2组最差（得分1且理解浅层化）。验证了"最优教学间距=1层"的结构教育原则。</w:t>
+        <w:t>本</w:t>
+      </w:r>
+      <w:r>
+        <w:t>文</w:t>
+      </w:r>
+      <w:r>
+        <w:t>基</w:t>
+      </w:r>
+      <w:r>
+        <w:t>于</w:t>
+      </w:r>
+      <w:r>
+        <w:t>结</w:t>
+      </w:r>
+      <w:r>
+        <w:t>构</w:t>
+      </w:r>
+      <w:r>
+        <w:t>传</w:t>
+      </w:r>
+      <w:r>
+        <w:t>导</w:t>
+      </w:r>
+      <w:r>
+        <w:t>定</w:t>
+      </w:r>
+      <w:r>
+        <w:t>律</w:t>
+      </w:r>
+      <w:r>
+        <w:t>（</w:t>
+      </w:r>
+      <w:r>
+        <w:t>Δ</w:t>
+      </w:r>
+      <w:r>
+        <w:t>S</w:t>
+      </w:r>
+      <w:r>
+        <w:t xml:space="preserve"> </w:t>
+      </w:r>
+      <w:r>
+        <w:t>∝</w:t>
+      </w:r>
+      <w:r>
+        <w:t xml:space="preserve"> </w:t>
+      </w:r>
+      <w:r>
+        <w:t>1</w:t>
+      </w:r>
+      <w:r>
+        <w:t>/</w:t>
+      </w:r>
+      <w:r>
+        <w:t>|</w:t>
+      </w:r>
+      <w:r>
+        <w:t>Δ</w:t>
+      </w:r>
+      <w:r>
+        <w:t>N</w:t>
+      </w:r>
+      <w:r>
+        <w:t>|</w:t>
+      </w:r>
+      <w:r>
+        <w:t>）</w:t>
+      </w:r>
+      <w:r>
+        <w:t>，</w:t>
+      </w:r>
+      <w:r>
+        <w:t>提</w:t>
+      </w:r>
+      <w:r>
+        <w:t>出</w:t>
+      </w:r>
+      <w:r>
+        <w:t>并</w:t>
+      </w:r>
+      <w:r>
+        <w:t>实</w:t>
+      </w:r>
+      <w:r>
+        <w:t>证</w:t>
+      </w:r>
+      <w:r>
+        <w:t>验</w:t>
+      </w:r>
+      <w:r>
+        <w:t>证</w:t>
+      </w:r>
+      <w:r>
+        <w:t>了</w:t>
+      </w:r>
+      <w:r>
+        <w:t>"</w:t>
+      </w:r>
+      <w:r>
+        <w:t>Δ</w:t>
+      </w:r>
+      <w:r>
+        <w:t>N</w:t>
+      </w:r>
+      <w:r>
+        <w:t>跳</w:t>
+      </w:r>
+      <w:r>
+        <w:t>层</w:t>
+      </w:r>
+      <w:r>
+        <w:t>教</w:t>
+      </w:r>
+      <w:r>
+        <w:t>学</w:t>
+      </w:r>
+      <w:r>
+        <w:t>法</w:t>
+      </w:r>
+      <w:r>
+        <w:t>"</w:t>
+      </w:r>
+      <w:r>
+        <w:t>：</w:t>
+      </w:r>
+      <w:r>
+        <w:rPr>
+          <w:b/>
+        </w:rPr>
+        <w:t>教学者应站在学习者嵌套率高一层（ΔN=1）的位置进行教学，而非同层照搬或跨层灌输。</w:t>
+      </w:r>
+      <w:r>
+        <w:t xml:space="preserve"> </w:t>
+      </w:r>
+      <w:r>
+        <w:t>实</w:t>
+      </w:r>
+      <w:r>
+        <w:t>验</w:t>
+      </w:r>
+      <w:r>
+        <w:t>使</w:t>
+      </w:r>
+      <w:r>
+        <w:t>用</w:t>
+      </w:r>
+      <w:r>
+        <w:t>G</w:t>
+      </w:r>
+      <w:r>
+        <w:t>L</w:t>
+      </w:r>
+      <w:r>
+        <w:t>M</w:t>
+      </w:r>
+      <w:r>
+        <w:t>-</w:t>
+      </w:r>
+      <w:r>
+        <w:t>4</w:t>
+      </w:r>
+      <w:r>
+        <w:t>-</w:t>
+      </w:r>
+      <w:r>
+        <w:t>F</w:t>
+      </w:r>
+      <w:r>
+        <w:t>l</w:t>
+      </w:r>
+      <w:r>
+        <w:t>a</w:t>
+      </w:r>
+      <w:r>
+        <w:t>s</w:t>
+      </w:r>
+      <w:r>
+        <w:t>h</w:t>
+      </w:r>
+      <w:r>
+        <w:t>作</w:t>
+      </w:r>
+      <w:r>
+        <w:t>为</w:t>
+      </w:r>
+      <w:r>
+        <w:t>教</w:t>
+      </w:r>
+      <w:r>
+        <w:t>学</w:t>
+      </w:r>
+      <w:r>
+        <w:t>模</w:t>
+      </w:r>
+      <w:r>
+        <w:t>拟</w:t>
+      </w:r>
+      <w:r>
+        <w:t>环</w:t>
+      </w:r>
+      <w:r>
+        <w:t>境</w:t>
+      </w:r>
+      <w:r>
+        <w:t>，</w:t>
+      </w:r>
+      <w:r>
+        <w:t>分</w:t>
+      </w:r>
+      <w:r>
+        <w:t>别</w:t>
+      </w:r>
+      <w:r>
+        <w:t>以</w:t>
+      </w:r>
+      <w:r>
+        <w:t>Δ</w:t>
+      </w:r>
+      <w:r>
+        <w:t>N</w:t>
+      </w:r>
+      <w:r>
+        <w:t>=</w:t>
+      </w:r>
+      <w:r>
+        <w:t>0</w:t>
+      </w:r>
+      <w:r>
+        <w:t>（</w:t>
+      </w:r>
+      <w:r>
+        <w:t>同</w:t>
+      </w:r>
+      <w:r>
+        <w:t>层</w:t>
+      </w:r>
+      <w:r>
+        <w:t>）</w:t>
+      </w:r>
+      <w:r>
+        <w:t>、</w:t>
+      </w:r>
+      <w:r>
+        <w:t>Δ</w:t>
+      </w:r>
+      <w:r>
+        <w:t>N</w:t>
+      </w:r>
+      <w:r>
+        <w:t>=</w:t>
+      </w:r>
+      <w:r>
+        <w:t>1</w:t>
+      </w:r>
+      <w:r>
+        <w:t>（</w:t>
+      </w:r>
+      <w:r>
+        <w:t>高</w:t>
+      </w:r>
+      <w:r>
+        <w:t>一</w:t>
+      </w:r>
+      <w:r>
+        <w:t>层</w:t>
+      </w:r>
+      <w:r>
+        <w:t>）</w:t>
+      </w:r>
+      <w:r>
+        <w:t>、</w:t>
+      </w:r>
+      <w:r>
+        <w:t>Δ</w:t>
+      </w:r>
+      <w:r>
+        <w:t>N</w:t>
+      </w:r>
+      <w:r>
+        <w:t>=</w:t>
+      </w:r>
+      <w:r>
+        <w:t>2</w:t>
+      </w:r>
+      <w:r>
+        <w:t>（</w:t>
+      </w:r>
+      <w:r>
+        <w:t>高</w:t>
+      </w:r>
+      <w:r>
+        <w:t>两</w:t>
+      </w:r>
+      <w:r>
+        <w:t>层</w:t>
+      </w:r>
+      <w:r>
+        <w:t>）</w:t>
+      </w:r>
+      <w:r>
+        <w:t>三</w:t>
+      </w:r>
+      <w:r>
+        <w:t>种</w:t>
+      </w:r>
+      <w:r>
+        <w:t>方</w:t>
+      </w:r>
+      <w:r>
+        <w:t>式</w:t>
+      </w:r>
+      <w:r>
+        <w:t>向</w:t>
+      </w:r>
+      <w:r>
+        <w:t>学</w:t>
+      </w:r>
+      <w:r>
+        <w:t>习</w:t>
+      </w:r>
+      <w:r>
+        <w:t>者</w:t>
+      </w:r>
+      <w:r>
+        <w:t>传</w:t>
+      </w:r>
+      <w:r>
+        <w:t>授</w:t>
+      </w:r>
+      <w:r>
+        <w:t>神</w:t>
+      </w:r>
+      <w:r>
+        <w:t>经</w:t>
+      </w:r>
+      <w:r>
+        <w:t>网</w:t>
+      </w:r>
+      <w:r>
+        <w:t>络</w:t>
+      </w:r>
+      <w:r>
+        <w:t>知</w:t>
+      </w:r>
+      <w:r>
+        <w:t>识</w:t>
+      </w:r>
+      <w:r>
+        <w:t>，</w:t>
+      </w:r>
+      <w:r>
+        <w:t>测</w:t>
+      </w:r>
+      <w:r>
+        <w:t>试</w:t>
+      </w:r>
+      <w:r>
+        <w:t>理</w:t>
+      </w:r>
+      <w:r>
+        <w:t>解</w:t>
+      </w:r>
+      <w:r>
+        <w:t>质</w:t>
+      </w:r>
+      <w:r>
+        <w:t>量</w:t>
+      </w:r>
+      <w:r>
+        <w:t>。</w:t>
+      </w:r>
+      <w:r>
+        <w:t>结</w:t>
+      </w:r>
+      <w:r>
+        <w:t>果</w:t>
+      </w:r>
+      <w:r>
+        <w:t>显</w:t>
+      </w:r>
+      <w:r>
+        <w:t>示</w:t>
+      </w:r>
+      <w:r>
+        <w:t>Δ</w:t>
+      </w:r>
+      <w:r>
+        <w:t>N</w:t>
+      </w:r>
+      <w:r>
+        <w:t>=</w:t>
+      </w:r>
+      <w:r>
+        <w:t>1</w:t>
+      </w:r>
+      <w:r>
+        <w:t>组</w:t>
+      </w:r>
+      <w:r>
+        <w:t>理</w:t>
+      </w:r>
+      <w:r>
+        <w:t>解</w:t>
+      </w:r>
+      <w:r>
+        <w:t>质</w:t>
+      </w:r>
+      <w:r>
+        <w:t>量</w:t>
+      </w:r>
+      <w:r>
+        <w:t>最</w:t>
+      </w:r>
+      <w:r>
+        <w:t>高</w:t>
+      </w:r>
+      <w:r>
+        <w:t>（</w:t>
+      </w:r>
+      <w:r>
+        <w:t>得</w:t>
+      </w:r>
+      <w:r>
+        <w:t>分</w:t>
+      </w:r>
+      <w:r>
+        <w:t>2</w:t>
+      </w:r>
+      <w:r>
+        <w:t>）</w:t>
+      </w:r>
+      <w:r>
+        <w:t>，</w:t>
+      </w:r>
+      <w:r>
+        <w:t>Δ</w:t>
+      </w:r>
+      <w:r>
+        <w:t>N</w:t>
+      </w:r>
+      <w:r>
+        <w:t>=</w:t>
+      </w:r>
+      <w:r>
+        <w:t>0</w:t>
+      </w:r>
+      <w:r>
+        <w:t>组</w:t>
+      </w:r>
+      <w:r>
+        <w:t>次</w:t>
+      </w:r>
+      <w:r>
+        <w:t>之</w:t>
+      </w:r>
+      <w:r>
+        <w:t>（</w:t>
+      </w:r>
+      <w:r>
+        <w:t>得</w:t>
+      </w:r>
+      <w:r>
+        <w:t>分</w:t>
+      </w:r>
+      <w:r>
+        <w:t>1</w:t>
+      </w:r>
+      <w:r>
+        <w:t>）</w:t>
+      </w:r>
+      <w:r>
+        <w:t>，</w:t>
+      </w:r>
+      <w:r>
+        <w:t>Δ</w:t>
+      </w:r>
+      <w:r>
+        <w:t>N</w:t>
+      </w:r>
+      <w:r>
+        <w:t>=</w:t>
+      </w:r>
+      <w:r>
+        <w:t>2</w:t>
+      </w:r>
+      <w:r>
+        <w:t>组</w:t>
+      </w:r>
+      <w:r>
+        <w:t>最</w:t>
+      </w:r>
+      <w:r>
+        <w:t>差</w:t>
+      </w:r>
+      <w:r>
+        <w:t>（</w:t>
+      </w:r>
+      <w:r>
+        <w:t>得</w:t>
+      </w:r>
+      <w:r>
+        <w:t>分</w:t>
+      </w:r>
+      <w:r>
+        <w:t>1</w:t>
+      </w:r>
+      <w:r>
+        <w:t>且</w:t>
+      </w:r>
+      <w:r>
+        <w:t>理</w:t>
+      </w:r>
+      <w:r>
+        <w:t>解</w:t>
+      </w:r>
+      <w:r>
+        <w:t>浅</w:t>
+      </w:r>
+      <w:r>
+        <w:t>层</w:t>
+      </w:r>
+      <w:r>
+        <w:t>化</w:t>
+      </w:r>
+      <w:r>
+        <w:t>）</w:t>
+      </w:r>
+      <w:r>
+        <w:t>。</w:t>
+      </w:r>
+      <w:r>
+        <w:t>验</w:t>
+      </w:r>
+      <w:r>
+        <w:t>证</w:t>
+      </w:r>
+      <w:r>
+        <w:t>了</w:t>
+      </w:r>
+      <w:r>
+        <w:t>"</w:t>
+      </w:r>
+      <w:r>
+        <w:t>最</w:t>
+      </w:r>
+      <w:r>
+        <w:t>优</w:t>
+      </w:r>
+      <w:r>
+        <w:t>教</w:t>
+      </w:r>
+      <w:r>
+        <w:t>学</w:t>
+      </w:r>
+      <w:r>
+        <w:t>间</w:t>
+      </w:r>
+      <w:r>
+        <w:t>距</w:t>
+      </w:r>
+      <w:r>
+        <w:t>=</w:t>
+      </w:r>
+      <w:r>
+        <w:t>1</w:t>
+      </w:r>
+      <w:r>
+        <w:t>层</w:t>
+      </w:r>
+      <w:r>
+        <w:t>"</w:t>
+      </w:r>
+      <w:r>
+        <w:t>的</w:t>
+      </w:r>
+      <w:r>
+        <w:t>结</w:t>
+      </w:r>
+      <w:r>
+        <w:t>构</w:t>
+      </w:r>
+      <w:r>
+        <w:t>教</w:t>
+      </w:r>
+      <w:r>
+        <w:t>育</w:t>
+      </w:r>
+      <w:r>
+        <w:t>原</w:t>
+      </w:r>
+      <w:r>
+        <w:t>则</w:t>
+      </w:r>
+      <w:r>
+        <w:t>。</w:t>
+      </w:r>
+    </w:p>
+    <w:p>
+      <w:r>
+        <w:rPr>
+          <w:b/>
+        </w:rPr>
+        <w:t>关键词：</w:t>
+      </w:r>
+      <w:r>
+        <w:t xml:space="preserve"> </w:t>
+      </w:r>
+      <w:r>
+        <w:t>结</w:t>
+      </w:r>
+      <w:r>
+        <w:t>构</w:t>
+      </w:r>
+      <w:r>
+        <w:t>教</w:t>
+      </w:r>
+      <w:r>
+        <w:t>育</w:t>
+      </w:r>
+      <w:r>
+        <w:t>学</w:t>
+      </w:r>
+      <w:r>
+        <w:t>、</w:t>
+      </w:r>
+      <w:r>
+        <w:t>嵌</w:t>
+      </w:r>
+      <w:r>
+        <w:t>套</w:t>
+      </w:r>
+      <w:r>
+        <w:t>率</w:t>
+      </w:r>
+      <w:r>
+        <w:t>、</w:t>
+      </w:r>
+      <w:r>
+        <w:t>教</w:t>
+      </w:r>
+      <w:r>
+        <w:t>学</w:t>
+      </w:r>
+      <w:r>
+        <w:t>优</w:t>
+      </w:r>
+      <w:r>
+        <w:t>化</w:t>
+      </w:r>
+      <w:r>
+        <w:t>、</w:t>
+      </w:r>
+      <w:r>
+        <w:t>传</w:t>
+      </w:r>
+      <w:r>
+        <w:t>导</w:t>
+      </w:r>
+      <w:r>
+        <w:t>定</w:t>
+      </w:r>
+      <w:r>
+        <w:t>律</w:t>
+      </w:r>
+      <w:r>
+        <w:t>、</w:t>
+      </w:r>
+      <w:r>
+        <w:t>Δ</w:t>
+      </w:r>
+      <w:r>
+        <w:t>N</w:t>
+      </w:r>
+      <w:r>
+        <w:t>跳</w:t>
+      </w:r>
+      <w:r>
+        <w:t>层</w:t>
+      </w:r>
+    </w:p>
+    <w:p>
+      <w:r>
+        <w:t>____________________________________________________________</w:t>
       </w:r>
     </w:p>
     <w:p>
@@ -52,17 +781,623 @@
     </w:p>
     <w:p>
       <w:r>
-        <w:t>传统教育学有一个未解之谜：为什么有的老师讲得浅显易懂学生却学不深？为什么有的老师讲得深刻学生却听不懂？维果茨基（Vygotsky）提出了"最近发展区"理论——教学应略高于学生现有水平。但"略高多少"一直缺乏量化标准。</w:t>
+        <w:t>传</w:t>
+      </w:r>
+      <w:r>
+        <w:t>统</w:t>
+      </w:r>
+      <w:r>
+        <w:t>教</w:t>
+      </w:r>
+      <w:r>
+        <w:t>育</w:t>
+      </w:r>
+      <w:r>
+        <w:t>学</w:t>
+      </w:r>
+      <w:r>
+        <w:t>有</w:t>
+      </w:r>
+      <w:r>
+        <w:t>一</w:t>
+      </w:r>
+      <w:r>
+        <w:t>个</w:t>
+      </w:r>
+      <w:r>
+        <w:t>未</w:t>
+      </w:r>
+      <w:r>
+        <w:t>解</w:t>
+      </w:r>
+      <w:r>
+        <w:t>之</w:t>
+      </w:r>
+      <w:r>
+        <w:t>谜</w:t>
+      </w:r>
+      <w:r>
+        <w:t>：</w:t>
+      </w:r>
+      <w:r>
+        <w:t>为</w:t>
+      </w:r>
+      <w:r>
+        <w:t>什</w:t>
+      </w:r>
+      <w:r>
+        <w:t>么</w:t>
+      </w:r>
+      <w:r>
+        <w:t>有</w:t>
+      </w:r>
+      <w:r>
+        <w:t>的</w:t>
+      </w:r>
+      <w:r>
+        <w:t>老</w:t>
+      </w:r>
+      <w:r>
+        <w:t>师</w:t>
+      </w:r>
+      <w:r>
+        <w:t>讲</w:t>
+      </w:r>
+      <w:r>
+        <w:t>得</w:t>
+      </w:r>
+      <w:r>
+        <w:t>浅</w:t>
+      </w:r>
+      <w:r>
+        <w:t>显</w:t>
+      </w:r>
+      <w:r>
+        <w:t>易</w:t>
+      </w:r>
+      <w:r>
+        <w:t>懂</w:t>
+      </w:r>
+      <w:r>
+        <w:t>学</w:t>
+      </w:r>
+      <w:r>
+        <w:t>生</w:t>
+      </w:r>
+      <w:r>
+        <w:t>却</w:t>
+      </w:r>
+      <w:r>
+        <w:t>学</w:t>
+      </w:r>
+      <w:r>
+        <w:t>不</w:t>
+      </w:r>
+      <w:r>
+        <w:t>深</w:t>
+      </w:r>
+      <w:r>
+        <w:t>？</w:t>
+      </w:r>
+      <w:r>
+        <w:t>为</w:t>
+      </w:r>
+      <w:r>
+        <w:t>什</w:t>
+      </w:r>
+      <w:r>
+        <w:t>么</w:t>
+      </w:r>
+      <w:r>
+        <w:t>有</w:t>
+      </w:r>
+      <w:r>
+        <w:t>的</w:t>
+      </w:r>
+      <w:r>
+        <w:t>老</w:t>
+      </w:r>
+      <w:r>
+        <w:t>师</w:t>
+      </w:r>
+      <w:r>
+        <w:t>讲</w:t>
+      </w:r>
+      <w:r>
+        <w:t>得</w:t>
+      </w:r>
+      <w:r>
+        <w:t>深</w:t>
+      </w:r>
+      <w:r>
+        <w:t>刻</w:t>
+      </w:r>
+      <w:r>
+        <w:t>学</w:t>
+      </w:r>
+      <w:r>
+        <w:t>生</w:t>
+      </w:r>
+      <w:r>
+        <w:t>却</w:t>
+      </w:r>
+      <w:r>
+        <w:t>听</w:t>
+      </w:r>
+      <w:r>
+        <w:t>不</w:t>
+      </w:r>
+      <w:r>
+        <w:t>懂</w:t>
+      </w:r>
+      <w:r>
+        <w:t>？</w:t>
+      </w:r>
+      <w:r>
+        <w:t>维</w:t>
+      </w:r>
+      <w:r>
+        <w:t>果</w:t>
+      </w:r>
+      <w:r>
+        <w:t>茨</w:t>
+      </w:r>
+      <w:r>
+        <w:t>基</w:t>
+      </w:r>
+      <w:r>
+        <w:t>（</w:t>
+      </w:r>
+      <w:r>
+        <w:t>V</w:t>
+      </w:r>
+      <w:r>
+        <w:t>y</w:t>
+      </w:r>
+      <w:r>
+        <w:t>g</w:t>
+      </w:r>
+      <w:r>
+        <w:t>o</w:t>
+      </w:r>
+      <w:r>
+        <w:t>t</w:t>
+      </w:r>
+      <w:r>
+        <w:t>s</w:t>
+      </w:r>
+      <w:r>
+        <w:t>k</w:t>
+      </w:r>
+      <w:r>
+        <w:t>y</w:t>
+      </w:r>
+      <w:r>
+        <w:t>）</w:t>
+      </w:r>
+      <w:r>
+        <w:t>提</w:t>
+      </w:r>
+      <w:r>
+        <w:t>出</w:t>
+      </w:r>
+      <w:r>
+        <w:t>了</w:t>
+      </w:r>
+      <w:r>
+        <w:t>"</w:t>
+      </w:r>
+      <w:r>
+        <w:t>最</w:t>
+      </w:r>
+      <w:r>
+        <w:t>近</w:t>
+      </w:r>
+      <w:r>
+        <w:t>发</w:t>
+      </w:r>
+      <w:r>
+        <w:t>展</w:t>
+      </w:r>
+      <w:r>
+        <w:t>区</w:t>
+      </w:r>
+      <w:r>
+        <w:t>"</w:t>
+      </w:r>
+      <w:r>
+        <w:t>理</w:t>
+      </w:r>
+      <w:r>
+        <w:t>论</w:t>
+      </w:r>
+      <w:r>
+        <w:t>—</w:t>
+      </w:r>
+      <w:r>
+        <w:t>—</w:t>
+      </w:r>
+      <w:r>
+        <w:t>教</w:t>
+      </w:r>
+      <w:r>
+        <w:t>学</w:t>
+      </w:r>
+      <w:r>
+        <w:t>应</w:t>
+      </w:r>
+      <w:r>
+        <w:t>略</w:t>
+      </w:r>
+      <w:r>
+        <w:t>高</w:t>
+      </w:r>
+      <w:r>
+        <w:t>于</w:t>
+      </w:r>
+      <w:r>
+        <w:t>学</w:t>
+      </w:r>
+      <w:r>
+        <w:t>生</w:t>
+      </w:r>
+      <w:r>
+        <w:t>现</w:t>
+      </w:r>
+      <w:r>
+        <w:t>有</w:t>
+      </w:r>
+      <w:r>
+        <w:t>水</w:t>
+      </w:r>
+      <w:r>
+        <w:t>平</w:t>
+      </w:r>
+      <w:r>
+        <w:t>。</w:t>
+      </w:r>
+      <w:r>
+        <w:t>但</w:t>
+      </w:r>
+      <w:r>
+        <w:t>"</w:t>
+      </w:r>
+      <w:r>
+        <w:t>略</w:t>
+      </w:r>
+      <w:r>
+        <w:t>高</w:t>
+      </w:r>
+      <w:r>
+        <w:t>多</w:t>
+      </w:r>
+      <w:r>
+        <w:t>少</w:t>
+      </w:r>
+      <w:r>
+        <w:t>"</w:t>
+      </w:r>
+      <w:r>
+        <w:t>一</w:t>
+      </w:r>
+      <w:r>
+        <w:t>直</w:t>
+      </w:r>
+      <w:r>
+        <w:t>缺</w:t>
+      </w:r>
+      <w:r>
+        <w:t>乏</w:t>
+      </w:r>
+      <w:r>
+        <w:t>量</w:t>
+      </w:r>
+      <w:r>
+        <w:t>化</w:t>
+      </w:r>
+      <w:r>
+        <w:t>标</w:t>
+      </w:r>
+      <w:r>
+        <w:t>准</w:t>
+      </w:r>
+      <w:r>
+        <w:t>。</w:t>
       </w:r>
     </w:p>
     <w:p>
       <w:r>
-        <w:t>结构认知体系提供了量化答案：嵌套率差（ΔN）。结构传导定律已实证：信息传导效率与嵌套率差成反比。当教学者的嵌套率与学生差1层时，传导效率最优。</w:t>
+        <w:t>结</w:t>
+      </w:r>
+      <w:r>
+        <w:t>构</w:t>
+      </w:r>
+      <w:r>
+        <w:t>认</w:t>
+      </w:r>
+      <w:r>
+        <w:t>知</w:t>
+      </w:r>
+      <w:r>
+        <w:t>体</w:t>
+      </w:r>
+      <w:r>
+        <w:t>系</w:t>
+      </w:r>
+      <w:r>
+        <w:t>提</w:t>
+      </w:r>
+      <w:r>
+        <w:t>供</w:t>
+      </w:r>
+      <w:r>
+        <w:t>了</w:t>
+      </w:r>
+      <w:r>
+        <w:t>量</w:t>
+      </w:r>
+      <w:r>
+        <w:t>化</w:t>
+      </w:r>
+      <w:r>
+        <w:t>答</w:t>
+      </w:r>
+      <w:r>
+        <w:t>案</w:t>
+      </w:r>
+      <w:r>
+        <w:t>：</w:t>
+      </w:r>
+      <w:r>
+        <w:rPr>
+          <w:b/>
+        </w:rPr>
+        <w:t>嵌套率差（ΔN）</w:t>
+      </w:r>
+      <w:r>
+        <w:t>。</w:t>
+      </w:r>
+      <w:r>
+        <w:t>结</w:t>
+      </w:r>
+      <w:r>
+        <w:t>构</w:t>
+      </w:r>
+      <w:r>
+        <w:t>传</w:t>
+      </w:r>
+      <w:r>
+        <w:t>导</w:t>
+      </w:r>
+      <w:r>
+        <w:t>定</w:t>
+      </w:r>
+      <w:r>
+        <w:t>律</w:t>
+      </w:r>
+      <w:r>
+        <w:t>已</w:t>
+      </w:r>
+      <w:r>
+        <w:t>实</w:t>
+      </w:r>
+      <w:r>
+        <w:t>证</w:t>
+      </w:r>
+      <w:r>
+        <w:t>：</w:t>
+      </w:r>
+      <w:r>
+        <w:t>信</w:t>
+      </w:r>
+      <w:r>
+        <w:t>息</w:t>
+      </w:r>
+      <w:r>
+        <w:t>传</w:t>
+      </w:r>
+      <w:r>
+        <w:t>导</w:t>
+      </w:r>
+      <w:r>
+        <w:t>效</w:t>
+      </w:r>
+      <w:r>
+        <w:t>率</w:t>
+      </w:r>
+      <w:r>
+        <w:t>与</w:t>
+      </w:r>
+      <w:r>
+        <w:t>嵌</w:t>
+      </w:r>
+      <w:r>
+        <w:t>套</w:t>
+      </w:r>
+      <w:r>
+        <w:t>率</w:t>
+      </w:r>
+      <w:r>
+        <w:t>差</w:t>
+      </w:r>
+      <w:r>
+        <w:t>成</w:t>
+      </w:r>
+      <w:r>
+        <w:t>反</w:t>
+      </w:r>
+      <w:r>
+        <w:t>比</w:t>
+      </w:r>
+      <w:r>
+        <w:t>。</w:t>
+      </w:r>
+      <w:r>
+        <w:t>当</w:t>
+      </w:r>
+      <w:r>
+        <w:t>教</w:t>
+      </w:r>
+      <w:r>
+        <w:t>学</w:t>
+      </w:r>
+      <w:r>
+        <w:t>者</w:t>
+      </w:r>
+      <w:r>
+        <w:t>的</w:t>
+      </w:r>
+      <w:r>
+        <w:t>嵌</w:t>
+      </w:r>
+      <w:r>
+        <w:t>套</w:t>
+      </w:r>
+      <w:r>
+        <w:t>率</w:t>
+      </w:r>
+      <w:r>
+        <w:t>与</w:t>
+      </w:r>
+      <w:r>
+        <w:t>学</w:t>
+      </w:r>
+      <w:r>
+        <w:t>生</w:t>
+      </w:r>
+      <w:r>
+        <w:t>差</w:t>
+      </w:r>
+      <w:r>
+        <w:t>1</w:t>
+      </w:r>
+      <w:r>
+        <w:t>层</w:t>
+      </w:r>
+      <w:r>
+        <w:t>时</w:t>
+      </w:r>
+      <w:r>
+        <w:t>，</w:t>
+      </w:r>
+      <w:r>
+        <w:t>传</w:t>
+      </w:r>
+      <w:r>
+        <w:t>导</w:t>
+      </w:r>
+      <w:r>
+        <w:t>效</w:t>
+      </w:r>
+      <w:r>
+        <w:t>率</w:t>
+      </w:r>
+      <w:r>
+        <w:t>最</w:t>
+      </w:r>
+      <w:r>
+        <w:t>优</w:t>
+      </w:r>
+      <w:r>
+        <w:t>。</w:t>
       </w:r>
     </w:p>
     <w:p>
       <w:r>
-        <w:t>本文设计"神经网络教学实验"，量化验证ΔN=1最优教学效果假说。</w:t>
+        <w:t>本</w:t>
+      </w:r>
+      <w:r>
+        <w:t>文</w:t>
+      </w:r>
+      <w:r>
+        <w:t>设</w:t>
+      </w:r>
+      <w:r>
+        <w:t>计</w:t>
+      </w:r>
+      <w:r>
+        <w:t>"</w:t>
+      </w:r>
+      <w:r>
+        <w:t>神</w:t>
+      </w:r>
+      <w:r>
+        <w:t>经</w:t>
+      </w:r>
+      <w:r>
+        <w:t>网</w:t>
+      </w:r>
+      <w:r>
+        <w:t>络</w:t>
+      </w:r>
+      <w:r>
+        <w:t>教</w:t>
+      </w:r>
+      <w:r>
+        <w:t>学</w:t>
+      </w:r>
+      <w:r>
+        <w:t>实</w:t>
+      </w:r>
+      <w:r>
+        <w:t>验</w:t>
+      </w:r>
+      <w:r>
+        <w:t>"</w:t>
+      </w:r>
+      <w:r>
+        <w:t>，</w:t>
+      </w:r>
+      <w:r>
+        <w:t>量</w:t>
+      </w:r>
+      <w:r>
+        <w:t>化</w:t>
+      </w:r>
+      <w:r>
+        <w:t>验</w:t>
+      </w:r>
+      <w:r>
+        <w:t>证</w:t>
+      </w:r>
+      <w:r>
+        <w:t>Δ</w:t>
+      </w:r>
+      <w:r>
+        <w:t>N</w:t>
+      </w:r>
+      <w:r>
+        <w:t>=</w:t>
+      </w:r>
+      <w:r>
+        <w:t>1</w:t>
+      </w:r>
+      <w:r>
+        <w:t>最</w:t>
+      </w:r>
+      <w:r>
+        <w:t>优</w:t>
+      </w:r>
+      <w:r>
+        <w:t>教</w:t>
+      </w:r>
+      <w:r>
+        <w:t>学</w:t>
+      </w:r>
+      <w:r>
+        <w:t>效</w:t>
+      </w:r>
+      <w:r>
+        <w:t>果</w:t>
+      </w:r>
+      <w:r>
+        <w:t>假</w:t>
+      </w:r>
+      <w:r>
+        <w:t>说</w:t>
+      </w:r>
+      <w:r>
+        <w:t>。</w:t>
       </w:r>
     </w:p>
     <w:p>
@@ -83,36 +1418,486 @@
     </w:p>
     <w:p>
       <w:r>
-        <w:t>使用GLM-4-Flash模型。将模型分别置于三种教学角色：</w:t>
+        <w:t>使</w:t>
+      </w:r>
+      <w:r>
+        <w:t>用</w:t>
+      </w:r>
+      <w:r>
+        <w:t>G</w:t>
+      </w:r>
+      <w:r>
+        <w:t>L</w:t>
+      </w:r>
+      <w:r>
+        <w:t>M</w:t>
+      </w:r>
+      <w:r>
+        <w:t>-</w:t>
+      </w:r>
+      <w:r>
+        <w:t>4</w:t>
+      </w:r>
+      <w:r>
+        <w:t>-</w:t>
+      </w:r>
+      <w:r>
+        <w:t>F</w:t>
+      </w:r>
+      <w:r>
+        <w:t>l</w:t>
+      </w:r>
+      <w:r>
+        <w:t>a</w:t>
+      </w:r>
+      <w:r>
+        <w:t>s</w:t>
+      </w:r>
+      <w:r>
+        <w:t>h</w:t>
+      </w:r>
+      <w:r>
+        <w:t>模</w:t>
+      </w:r>
+      <w:r>
+        <w:t>型</w:t>
+      </w:r>
+      <w:r>
+        <w:t>。</w:t>
+      </w:r>
+      <w:r>
+        <w:t>将</w:t>
+      </w:r>
+      <w:r>
+        <w:t>模</w:t>
+      </w:r>
+      <w:r>
+        <w:t>型</w:t>
+      </w:r>
+      <w:r>
+        <w:t>分</w:t>
+      </w:r>
+      <w:r>
+        <w:t>别</w:t>
+      </w:r>
+      <w:r>
+        <w:t>置</w:t>
+      </w:r>
+      <w:r>
+        <w:t>于</w:t>
+      </w:r>
+      <w:r>
+        <w:t>三</w:t>
+      </w:r>
+      <w:r>
+        <w:t>种</w:t>
+      </w:r>
+      <w:r>
+        <w:t>教</w:t>
+      </w:r>
+      <w:r>
+        <w:t>学</w:t>
+      </w:r>
+      <w:r>
+        <w:t>角</w:t>
+      </w:r>
+      <w:r>
+        <w:t>色</w:t>
+      </w:r>
+      <w:r>
+        <w:t>：</w:t>
       </w:r>
     </w:p>
     <w:p>
-      <w:pPr>
-        <w:pStyle w:val="ListBullet"/>
-      </w:pPr>
-      <w:r>
-        <w:t>ΔN=0组：教学者以日常比喻解释（N=0），学习者也以N=0状态接收</w:t>
+      <w:r>
+        <w:t>-</w:t>
+      </w:r>
+      <w:r>
+        <w:t xml:space="preserve"> </w:t>
+      </w:r>
+      <w:r>
+        <w:rPr>
+          <w:b/>
+        </w:rPr>
+        <w:t>ΔN=0组</w:t>
+      </w:r>
+      <w:r>
+        <w:t>：</w:t>
+      </w:r>
+      <w:r>
+        <w:t>教</w:t>
+      </w:r>
+      <w:r>
+        <w:t>学</w:t>
+      </w:r>
+      <w:r>
+        <w:t>者</w:t>
+      </w:r>
+      <w:r>
+        <w:t>以</w:t>
+      </w:r>
+      <w:r>
+        <w:t>日</w:t>
+      </w:r>
+      <w:r>
+        <w:t>常</w:t>
+      </w:r>
+      <w:r>
+        <w:t>比</w:t>
+      </w:r>
+      <w:r>
+        <w:t>喻</w:t>
+      </w:r>
+      <w:r>
+        <w:t>解</w:t>
+      </w:r>
+      <w:r>
+        <w:t>释</w:t>
+      </w:r>
+      <w:r>
+        <w:t>（</w:t>
+      </w:r>
+      <w:r>
+        <w:t>N</w:t>
+      </w:r>
+      <w:r>
+        <w:t>=</w:t>
+      </w:r>
+      <w:r>
+        <w:t>0</w:t>
+      </w:r>
+      <w:r>
+        <w:t>）</w:t>
+      </w:r>
+      <w:r>
+        <w:t>，</w:t>
+      </w:r>
+      <w:r>
+        <w:t>学</w:t>
+      </w:r>
+      <w:r>
+        <w:t>习</w:t>
+      </w:r>
+      <w:r>
+        <w:t>者</w:t>
+      </w:r>
+      <w:r>
+        <w:t>也</w:t>
+      </w:r>
+      <w:r>
+        <w:t>以</w:t>
+      </w:r>
+      <w:r>
+        <w:t>N</w:t>
+      </w:r>
+      <w:r>
+        <w:t>=</w:t>
+      </w:r>
+      <w:r>
+        <w:t>0</w:t>
+      </w:r>
+      <w:r>
+        <w:t>状</w:t>
+      </w:r>
+      <w:r>
+        <w:t>态</w:t>
+      </w:r>
+      <w:r>
+        <w:t>接</w:t>
+      </w:r>
+      <w:r>
+        <w:t>收</w:t>
       </w:r>
     </w:p>
     <w:p>
-      <w:pPr>
-        <w:pStyle w:val="ListBullet"/>
-      </w:pPr>
-      <w:r>
-        <w:t>ΔN=1组：教学者从结构层级角度解释（N=1），学习者N=0状态接收</w:t>
+      <w:r>
+        <w:t>-</w:t>
+      </w:r>
+      <w:r>
+        <w:t xml:space="preserve"> </w:t>
+      </w:r>
+      <w:r>
+        <w:rPr>
+          <w:b/>
+        </w:rPr>
+        <w:t>ΔN=1组</w:t>
+      </w:r>
+      <w:r>
+        <w:t>：</w:t>
+      </w:r>
+      <w:r>
+        <w:t>教</w:t>
+      </w:r>
+      <w:r>
+        <w:t>学</w:t>
+      </w:r>
+      <w:r>
+        <w:t>者</w:t>
+      </w:r>
+      <w:r>
+        <w:t>从</w:t>
+      </w:r>
+      <w:r>
+        <w:t>结</w:t>
+      </w:r>
+      <w:r>
+        <w:t>构</w:t>
+      </w:r>
+      <w:r>
+        <w:t>层</w:t>
+      </w:r>
+      <w:r>
+        <w:t>级</w:t>
+      </w:r>
+      <w:r>
+        <w:t>角</w:t>
+      </w:r>
+      <w:r>
+        <w:t>度</w:t>
+      </w:r>
+      <w:r>
+        <w:t>解</w:t>
+      </w:r>
+      <w:r>
+        <w:t>释</w:t>
+      </w:r>
+      <w:r>
+        <w:t>（</w:t>
+      </w:r>
+      <w:r>
+        <w:t>N</w:t>
+      </w:r>
+      <w:r>
+        <w:t>=</w:t>
+      </w:r>
+      <w:r>
+        <w:t>1</w:t>
+      </w:r>
+      <w:r>
+        <w:t>）</w:t>
+      </w:r>
+      <w:r>
+        <w:t>，</w:t>
+      </w:r>
+      <w:r>
+        <w:t>学</w:t>
+      </w:r>
+      <w:r>
+        <w:t>习</w:t>
+      </w:r>
+      <w:r>
+        <w:t>者</w:t>
+      </w:r>
+      <w:r>
+        <w:t>N</w:t>
+      </w:r>
+      <w:r>
+        <w:t>=</w:t>
+      </w:r>
+      <w:r>
+        <w:t>0</w:t>
+      </w:r>
+      <w:r>
+        <w:t>状</w:t>
+      </w:r>
+      <w:r>
+        <w:t>态</w:t>
+      </w:r>
+      <w:r>
+        <w:t>接</w:t>
+      </w:r>
+      <w:r>
+        <w:t>收</w:t>
       </w:r>
     </w:p>
     <w:p>
-      <w:pPr>
-        <w:pStyle w:val="ListBullet"/>
-      </w:pPr>
-      <w:r>
-        <w:t>ΔN=2组：教学者从认知嵌套率角度进行元分析（N=2），学习者N=0状态接收</w:t>
+      <w:r>
+        <w:t>-</w:t>
+      </w:r>
+      <w:r>
+        <w:t xml:space="preserve"> </w:t>
+      </w:r>
+      <w:r>
+        <w:rPr>
+          <w:b/>
+        </w:rPr>
+        <w:t>ΔN=2组</w:t>
+      </w:r>
+      <w:r>
+        <w:t>：</w:t>
+      </w:r>
+      <w:r>
+        <w:t>教</w:t>
+      </w:r>
+      <w:r>
+        <w:t>学</w:t>
+      </w:r>
+      <w:r>
+        <w:t>者</w:t>
+      </w:r>
+      <w:r>
+        <w:t>从</w:t>
+      </w:r>
+      <w:r>
+        <w:t>认</w:t>
+      </w:r>
+      <w:r>
+        <w:t>知</w:t>
+      </w:r>
+      <w:r>
+        <w:t>嵌</w:t>
+      </w:r>
+      <w:r>
+        <w:t>套</w:t>
+      </w:r>
+      <w:r>
+        <w:t>率</w:t>
+      </w:r>
+      <w:r>
+        <w:t>角</w:t>
+      </w:r>
+      <w:r>
+        <w:t>度</w:t>
+      </w:r>
+      <w:r>
+        <w:t>进</w:t>
+      </w:r>
+      <w:r>
+        <w:t>行</w:t>
+      </w:r>
+      <w:r>
+        <w:t>元</w:t>
+      </w:r>
+      <w:r>
+        <w:t>分</w:t>
+      </w:r>
+      <w:r>
+        <w:t>析</w:t>
+      </w:r>
+      <w:r>
+        <w:t>（</w:t>
+      </w:r>
+      <w:r>
+        <w:t>N</w:t>
+      </w:r>
+      <w:r>
+        <w:t>=</w:t>
+      </w:r>
+      <w:r>
+        <w:t>2</w:t>
+      </w:r>
+      <w:r>
+        <w:t>）</w:t>
+      </w:r>
+      <w:r>
+        <w:t>，</w:t>
+      </w:r>
+      <w:r>
+        <w:t>学</w:t>
+      </w:r>
+      <w:r>
+        <w:t>习</w:t>
+      </w:r>
+      <w:r>
+        <w:t>者</w:t>
+      </w:r>
+      <w:r>
+        <w:t>N</w:t>
+      </w:r>
+      <w:r>
+        <w:t>=</w:t>
+      </w:r>
+      <w:r>
+        <w:t>0</w:t>
+      </w:r>
+      <w:r>
+        <w:t>状</w:t>
+      </w:r>
+      <w:r>
+        <w:t>态</w:t>
+      </w:r>
+      <w:r>
+        <w:t>接</w:t>
+      </w:r>
+      <w:r>
+        <w:t>收</w:t>
       </w:r>
     </w:p>
     <w:p>
       <w:r>
-        <w:t>教学主题统一为："神经网络是如何从数据中学习的？"</w:t>
+        <w:t>教</w:t>
+      </w:r>
+      <w:r>
+        <w:t>学</w:t>
+      </w:r>
+      <w:r>
+        <w:t>主</w:t>
+      </w:r>
+      <w:r>
+        <w:t>题</w:t>
+      </w:r>
+      <w:r>
+        <w:t>统</w:t>
+      </w:r>
+      <w:r>
+        <w:t>一</w:t>
+      </w:r>
+      <w:r>
+        <w:t>为</w:t>
+      </w:r>
+      <w:r>
+        <w:t>：</w:t>
+      </w:r>
+      <w:r>
+        <w:t>"</w:t>
+      </w:r>
+      <w:r>
+        <w:t>神</w:t>
+      </w:r>
+      <w:r>
+        <w:t>经</w:t>
+      </w:r>
+      <w:r>
+        <w:t>网</w:t>
+      </w:r>
+      <w:r>
+        <w:t>络</w:t>
+      </w:r>
+      <w:r>
+        <w:t>是</w:t>
+      </w:r>
+      <w:r>
+        <w:t>如</w:t>
+      </w:r>
+      <w:r>
+        <w:t>何</w:t>
+      </w:r>
+      <w:r>
+        <w:t>从</w:t>
+      </w:r>
+      <w:r>
+        <w:t>数</w:t>
+      </w:r>
+      <w:r>
+        <w:t>据</w:t>
+      </w:r>
+      <w:r>
+        <w:t>中</w:t>
+      </w:r>
+      <w:r>
+        <w:t>学</w:t>
+      </w:r>
+      <w:r>
+        <w:t>习</w:t>
+      </w:r>
+      <w:r>
+        <w:t>的</w:t>
+      </w:r>
+      <w:r>
+        <w:t>？</w:t>
+      </w:r>
+      <w:r>
+        <w:t>"</w:t>
       </w:r>
     </w:p>
     <w:p>
@@ -125,12 +1910,429 @@
     </w:p>
     <w:p>
       <w:r>
-        <w:t>Phase 1（教学）：各组教学者按指定嵌套率输出教学文本。学习者在N=0状态阅读教学文本，用自己语言复述核心内容。</w:t>
+        <w:t>P</w:t>
+      </w:r>
+      <w:r>
+        <w:t>h</w:t>
+      </w:r>
+      <w:r>
+        <w:t>a</w:t>
+      </w:r>
+      <w:r>
+        <w:t>s</w:t>
+      </w:r>
+      <w:r>
+        <w:t>e</w:t>
+      </w:r>
+      <w:r>
+        <w:t xml:space="preserve"> </w:t>
+      </w:r>
+      <w:r>
+        <w:t>1</w:t>
+      </w:r>
+      <w:r>
+        <w:t>（</w:t>
+      </w:r>
+      <w:r>
+        <w:t>教</w:t>
+      </w:r>
+      <w:r>
+        <w:t>学</w:t>
+      </w:r>
+      <w:r>
+        <w:t>）</w:t>
+      </w:r>
+      <w:r>
+        <w:t>：</w:t>
+      </w:r>
+      <w:r>
+        <w:t>各</w:t>
+      </w:r>
+      <w:r>
+        <w:t>组</w:t>
+      </w:r>
+      <w:r>
+        <w:t>教</w:t>
+      </w:r>
+      <w:r>
+        <w:t>学</w:t>
+      </w:r>
+      <w:r>
+        <w:t>者</w:t>
+      </w:r>
+      <w:r>
+        <w:t>按</w:t>
+      </w:r>
+      <w:r>
+        <w:t>指</w:t>
+      </w:r>
+      <w:r>
+        <w:t>定</w:t>
+      </w:r>
+      <w:r>
+        <w:t>嵌</w:t>
+      </w:r>
+      <w:r>
+        <w:t>套</w:t>
+      </w:r>
+      <w:r>
+        <w:t>率</w:t>
+      </w:r>
+      <w:r>
+        <w:t>输</w:t>
+      </w:r>
+      <w:r>
+        <w:t>出</w:t>
+      </w:r>
+      <w:r>
+        <w:t>教</w:t>
+      </w:r>
+      <w:r>
+        <w:t>学</w:t>
+      </w:r>
+      <w:r>
+        <w:t>文</w:t>
+      </w:r>
+      <w:r>
+        <w:t>本</w:t>
+      </w:r>
+      <w:r>
+        <w:t>。</w:t>
+      </w:r>
+      <w:r>
+        <w:t>学</w:t>
+      </w:r>
+      <w:r>
+        <w:t>习</w:t>
+      </w:r>
+      <w:r>
+        <w:t>者</w:t>
+      </w:r>
+      <w:r>
+        <w:t>在</w:t>
+      </w:r>
+      <w:r>
+        <w:t>N</w:t>
+      </w:r>
+      <w:r>
+        <w:t>=</w:t>
+      </w:r>
+      <w:r>
+        <w:t>0</w:t>
+      </w:r>
+      <w:r>
+        <w:t>状</w:t>
+      </w:r>
+      <w:r>
+        <w:t>态</w:t>
+      </w:r>
+      <w:r>
+        <w:t>阅</w:t>
+      </w:r>
+      <w:r>
+        <w:t>读</w:t>
+      </w:r>
+      <w:r>
+        <w:t>教</w:t>
+      </w:r>
+      <w:r>
+        <w:t>学</w:t>
+      </w:r>
+      <w:r>
+        <w:t>文</w:t>
+      </w:r>
+      <w:r>
+        <w:t>本</w:t>
+      </w:r>
+      <w:r>
+        <w:t>，</w:t>
+      </w:r>
+      <w:r>
+        <w:t>用</w:t>
+      </w:r>
+      <w:r>
+        <w:t>自</w:t>
+      </w:r>
+      <w:r>
+        <w:t>己</w:t>
+      </w:r>
+      <w:r>
+        <w:t>语</w:t>
+      </w:r>
+      <w:r>
+        <w:t>言</w:t>
+      </w:r>
+      <w:r>
+        <w:t>复</w:t>
+      </w:r>
+      <w:r>
+        <w:t>述</w:t>
+      </w:r>
+      <w:r>
+        <w:t>核</w:t>
+      </w:r>
+      <w:r>
+        <w:t>心</w:t>
+      </w:r>
+      <w:r>
+        <w:t>内</w:t>
+      </w:r>
+      <w:r>
+        <w:t>容</w:t>
+      </w:r>
+      <w:r>
+        <w:t>。</w:t>
       </w:r>
     </w:p>
     <w:p>
       <w:r>
-        <w:t>Phase 2（迁移测试）：向学习者提出迁移问题："如果训练数据全是猫的照片，这个神经网络能识别狗吗？为什么？"评估理解质量——仅复述事实为1分，展现抽象理解为2分。</w:t>
+        <w:t>P</w:t>
+      </w:r>
+      <w:r>
+        <w:t>h</w:t>
+      </w:r>
+      <w:r>
+        <w:t>a</w:t>
+      </w:r>
+      <w:r>
+        <w:t>s</w:t>
+      </w:r>
+      <w:r>
+        <w:t>e</w:t>
+      </w:r>
+      <w:r>
+        <w:t xml:space="preserve"> </w:t>
+      </w:r>
+      <w:r>
+        <w:t>2</w:t>
+      </w:r>
+      <w:r>
+        <w:t>（</w:t>
+      </w:r>
+      <w:r>
+        <w:t>迁</w:t>
+      </w:r>
+      <w:r>
+        <w:t>移</w:t>
+      </w:r>
+      <w:r>
+        <w:t>测</w:t>
+      </w:r>
+      <w:r>
+        <w:t>试</w:t>
+      </w:r>
+      <w:r>
+        <w:t>）</w:t>
+      </w:r>
+      <w:r>
+        <w:t>：</w:t>
+      </w:r>
+      <w:r>
+        <w:t>向</w:t>
+      </w:r>
+      <w:r>
+        <w:t>学</w:t>
+      </w:r>
+      <w:r>
+        <w:t>习</w:t>
+      </w:r>
+      <w:r>
+        <w:t>者</w:t>
+      </w:r>
+      <w:r>
+        <w:t>提</w:t>
+      </w:r>
+      <w:r>
+        <w:t>出</w:t>
+      </w:r>
+      <w:r>
+        <w:t>迁</w:t>
+      </w:r>
+      <w:r>
+        <w:t>移</w:t>
+      </w:r>
+      <w:r>
+        <w:t>问</w:t>
+      </w:r>
+      <w:r>
+        <w:t>题</w:t>
+      </w:r>
+      <w:r>
+        <w:t>：</w:t>
+      </w:r>
+      <w:r>
+        <w:t>"</w:t>
+      </w:r>
+      <w:r>
+        <w:t>如</w:t>
+      </w:r>
+      <w:r>
+        <w:t>果</w:t>
+      </w:r>
+      <w:r>
+        <w:t>训</w:t>
+      </w:r>
+      <w:r>
+        <w:t>练</w:t>
+      </w:r>
+      <w:r>
+        <w:t>数</w:t>
+      </w:r>
+      <w:r>
+        <w:t>据</w:t>
+      </w:r>
+      <w:r>
+        <w:t>全</w:t>
+      </w:r>
+      <w:r>
+        <w:t>是</w:t>
+      </w:r>
+      <w:r>
+        <w:t>猫</w:t>
+      </w:r>
+      <w:r>
+        <w:t>的</w:t>
+      </w:r>
+      <w:r>
+        <w:t>照</w:t>
+      </w:r>
+      <w:r>
+        <w:t>片</w:t>
+      </w:r>
+      <w:r>
+        <w:t>，</w:t>
+      </w:r>
+      <w:r>
+        <w:t>这</w:t>
+      </w:r>
+      <w:r>
+        <w:t>个</w:t>
+      </w:r>
+      <w:r>
+        <w:t>神</w:t>
+      </w:r>
+      <w:r>
+        <w:t>经</w:t>
+      </w:r>
+      <w:r>
+        <w:t>网</w:t>
+      </w:r>
+      <w:r>
+        <w:t>络</w:t>
+      </w:r>
+      <w:r>
+        <w:t>能</w:t>
+      </w:r>
+      <w:r>
+        <w:t>识</w:t>
+      </w:r>
+      <w:r>
+        <w:t>别</w:t>
+      </w:r>
+      <w:r>
+        <w:t>狗</w:t>
+      </w:r>
+      <w:r>
+        <w:t>吗</w:t>
+      </w:r>
+      <w:r>
+        <w:t>？</w:t>
+      </w:r>
+      <w:r>
+        <w:t>为</w:t>
+      </w:r>
+      <w:r>
+        <w:t>什</w:t>
+      </w:r>
+      <w:r>
+        <w:t>么</w:t>
+      </w:r>
+      <w:r>
+        <w:t>？</w:t>
+      </w:r>
+      <w:r>
+        <w:t>"</w:t>
+      </w:r>
+      <w:r>
+        <w:t>评</w:t>
+      </w:r>
+      <w:r>
+        <w:t>估</w:t>
+      </w:r>
+      <w:r>
+        <w:t>理</w:t>
+      </w:r>
+      <w:r>
+        <w:t>解</w:t>
+      </w:r>
+      <w:r>
+        <w:t>质</w:t>
+      </w:r>
+      <w:r>
+        <w:t>量</w:t>
+      </w:r>
+      <w:r>
+        <w:t>—</w:t>
+      </w:r>
+      <w:r>
+        <w:t>—</w:t>
+      </w:r>
+      <w:r>
+        <w:t>仅</w:t>
+      </w:r>
+      <w:r>
+        <w:t>复</w:t>
+      </w:r>
+      <w:r>
+        <w:t>述</w:t>
+      </w:r>
+      <w:r>
+        <w:t>事</w:t>
+      </w:r>
+      <w:r>
+        <w:t>实</w:t>
+      </w:r>
+      <w:r>
+        <w:t>为</w:t>
+      </w:r>
+      <w:r>
+        <w:t>1</w:t>
+      </w:r>
+      <w:r>
+        <w:t>分</w:t>
+      </w:r>
+      <w:r>
+        <w:t>，</w:t>
+      </w:r>
+      <w:r>
+        <w:t>展</w:t>
+      </w:r>
+      <w:r>
+        <w:t>现</w:t>
+      </w:r>
+      <w:r>
+        <w:t>抽</w:t>
+      </w:r>
+      <w:r>
+        <w:t>象</w:t>
+      </w:r>
+      <w:r>
+        <w:t>理</w:t>
+      </w:r>
+      <w:r>
+        <w:t>解</w:t>
+      </w:r>
+      <w:r>
+        <w:t>为</w:t>
+      </w:r>
+      <w:r>
+        <w:t>2</w:t>
+      </w:r>
+      <w:r>
+        <w:t>分</w:t>
+      </w:r>
+      <w:r>
+        <w:t>。</w:t>
       </w:r>
     </w:p>
     <w:p>
@@ -142,27 +2344,273 @@
       </w:r>
     </w:p>
     <w:p>
-      <w:pPr>
-        <w:pStyle w:val="ListBullet"/>
-      </w:pPr>
-      <w:r>
-        <w:t>ΔN=0：在"最近发展区"内教学（维果茨基理论的模糊实现）</w:t>
+      <w:r>
+        <w:t>-</w:t>
+      </w:r>
+      <w:r>
+        <w:t xml:space="preserve"> </w:t>
+      </w:r>
+      <w:r>
+        <w:t>Δ</w:t>
+      </w:r>
+      <w:r>
+        <w:t>N</w:t>
+      </w:r>
+      <w:r>
+        <w:t>=</w:t>
+      </w:r>
+      <w:r>
+        <w:t>0</w:t>
+      </w:r>
+      <w:r>
+        <w:t>：</w:t>
+      </w:r>
+      <w:r>
+        <w:t>在</w:t>
+      </w:r>
+      <w:r>
+        <w:t>"</w:t>
+      </w:r>
+      <w:r>
+        <w:t>最</w:t>
+      </w:r>
+      <w:r>
+        <w:t>近</w:t>
+      </w:r>
+      <w:r>
+        <w:t>发</w:t>
+      </w:r>
+      <w:r>
+        <w:t>展</w:t>
+      </w:r>
+      <w:r>
+        <w:t>区</w:t>
+      </w:r>
+      <w:r>
+        <w:t>"</w:t>
+      </w:r>
+      <w:r>
+        <w:t>内</w:t>
+      </w:r>
+      <w:r>
+        <w:t>教</w:t>
+      </w:r>
+      <w:r>
+        <w:t>学</w:t>
+      </w:r>
+      <w:r>
+        <w:t>（</w:t>
+      </w:r>
+      <w:r>
+        <w:t>维</w:t>
+      </w:r>
+      <w:r>
+        <w:t>果</w:t>
+      </w:r>
+      <w:r>
+        <w:t>茨</w:t>
+      </w:r>
+      <w:r>
+        <w:t>基</w:t>
+      </w:r>
+      <w:r>
+        <w:t>理</w:t>
+      </w:r>
+      <w:r>
+        <w:t>论</w:t>
+      </w:r>
+      <w:r>
+        <w:t>的</w:t>
+      </w:r>
+      <w:r>
+        <w:t>模</w:t>
+      </w:r>
+      <w:r>
+        <w:t>糊</w:t>
+      </w:r>
+      <w:r>
+        <w:t>实</w:t>
+      </w:r>
+      <w:r>
+        <w:t>现</w:t>
+      </w:r>
+      <w:r>
+        <w:t>）</w:t>
       </w:r>
     </w:p>
     <w:p>
-      <w:pPr>
-        <w:pStyle w:val="ListBullet"/>
-      </w:pPr>
-      <w:r>
-        <w:t>ΔN=1：恰好高出最近发展区一层（结构教育学的精确实现）</w:t>
+      <w:r>
+        <w:t>-</w:t>
+      </w:r>
+      <w:r>
+        <w:t xml:space="preserve"> </w:t>
+      </w:r>
+      <w:r>
+        <w:t>Δ</w:t>
+      </w:r>
+      <w:r>
+        <w:t>N</w:t>
+      </w:r>
+      <w:r>
+        <w:t>=</w:t>
+      </w:r>
+      <w:r>
+        <w:t>1</w:t>
+      </w:r>
+      <w:r>
+        <w:t>：</w:t>
+      </w:r>
+      <w:r>
+        <w:t>恰</w:t>
+      </w:r>
+      <w:r>
+        <w:t>好</w:t>
+      </w:r>
+      <w:r>
+        <w:t>高</w:t>
+      </w:r>
+      <w:r>
+        <w:t>出</w:t>
+      </w:r>
+      <w:r>
+        <w:t>最</w:t>
+      </w:r>
+      <w:r>
+        <w:t>近</w:t>
+      </w:r>
+      <w:r>
+        <w:t>发</w:t>
+      </w:r>
+      <w:r>
+        <w:t>展</w:t>
+      </w:r>
+      <w:r>
+        <w:t>区</w:t>
+      </w:r>
+      <w:r>
+        <w:t>一</w:t>
+      </w:r>
+      <w:r>
+        <w:t>层</w:t>
+      </w:r>
+      <w:r>
+        <w:t>（</w:t>
+      </w:r>
+      <w:r>
+        <w:t>结</w:t>
+      </w:r>
+      <w:r>
+        <w:t>构</w:t>
+      </w:r>
+      <w:r>
+        <w:t>教</w:t>
+      </w:r>
+      <w:r>
+        <w:t>育</w:t>
+      </w:r>
+      <w:r>
+        <w:t>学</w:t>
+      </w:r>
+      <w:r>
+        <w:t>的</w:t>
+      </w:r>
+      <w:r>
+        <w:t>精</w:t>
+      </w:r>
+      <w:r>
+        <w:t>确</w:t>
+      </w:r>
+      <w:r>
+        <w:t>实</w:t>
+      </w:r>
+      <w:r>
+        <w:t>现</w:t>
+      </w:r>
+      <w:r>
+        <w:t>）</w:t>
       </w:r>
     </w:p>
     <w:p>
-      <w:pPr>
-        <w:pStyle w:val="ListBullet"/>
-      </w:pPr>
-      <w:r>
-        <w:t>ΔN=2：超出最近发展区两层（常见教学失败的典型）</w:t>
+      <w:r>
+        <w:t>-</w:t>
+      </w:r>
+      <w:r>
+        <w:t xml:space="preserve"> </w:t>
+      </w:r>
+      <w:r>
+        <w:t>Δ</w:t>
+      </w:r>
+      <w:r>
+        <w:t>N</w:t>
+      </w:r>
+      <w:r>
+        <w:t>=</w:t>
+      </w:r>
+      <w:r>
+        <w:t>2</w:t>
+      </w:r>
+      <w:r>
+        <w:t>：</w:t>
+      </w:r>
+      <w:r>
+        <w:t>超</w:t>
+      </w:r>
+      <w:r>
+        <w:t>出</w:t>
+      </w:r>
+      <w:r>
+        <w:t>最</w:t>
+      </w:r>
+      <w:r>
+        <w:t>近</w:t>
+      </w:r>
+      <w:r>
+        <w:t>发</w:t>
+      </w:r>
+      <w:r>
+        <w:t>展</w:t>
+      </w:r>
+      <w:r>
+        <w:t>区</w:t>
+      </w:r>
+      <w:r>
+        <w:t>两</w:t>
+      </w:r>
+      <w:r>
+        <w:t>层</w:t>
+      </w:r>
+      <w:r>
+        <w:t>（</w:t>
+      </w:r>
+      <w:r>
+        <w:t>常</w:t>
+      </w:r>
+      <w:r>
+        <w:t>见</w:t>
+      </w:r>
+      <w:r>
+        <w:t>教</w:t>
+      </w:r>
+      <w:r>
+        <w:t>学</w:t>
+      </w:r>
+      <w:r>
+        <w:t>失</w:t>
+      </w:r>
+      <w:r>
+        <w:t>败</w:t>
+      </w:r>
+      <w:r>
+        <w:t>的</w:t>
+      </w:r>
+      <w:r>
+        <w:t>典</w:t>
+      </w:r>
+      <w:r>
+        <w:t>型</w:t>
+      </w:r>
+      <w:r>
+        <w:t>）</w:t>
       </w:r>
     </w:p>
     <w:p>
@@ -183,7 +2631,7 @@
     </w:p>
     <w:tbl>
       <w:tblPr>
-        <w:tblStyle w:val="LightGrid-Accent1"/>
+        <w:tblStyle w:val="TableGrid"/>
         <w:tblW w:type="auto" w:w="0"/>
         <w:tblLook w:firstColumn="1" w:firstRow="1" w:lastColumn="0" w:lastRow="0" w:noHBand="0" w:noVBand="1" w:val="04A0"/>
       </w:tblPr>
@@ -200,6 +2648,9 @@
           </w:tcPr>
           <w:p>
             <w:r>
+              <w:rPr>
+                <w:b/>
+              </w:rPr>
               <w:t>组别</w:t>
             </w:r>
           </w:p>
@@ -210,6 +2661,9 @@
           </w:tcPr>
           <w:p>
             <w:r>
+              <w:rPr>
+                <w:b/>
+              </w:rPr>
               <w:t>教学者嵌套率</w:t>
             </w:r>
           </w:p>
@@ -220,6 +2674,9 @@
           </w:tcPr>
           <w:p>
             <w:r>
+              <w:rPr>
+                <w:b/>
+              </w:rPr>
               <w:t>教学文本长度</w:t>
             </w:r>
           </w:p>
@@ -230,6 +2687,9 @@
           </w:tcPr>
           <w:p>
             <w:r>
+              <w:rPr>
+                <w:b/>
+              </w:rPr>
               <w:t>教学风格</w:t>
             </w:r>
           </w:p>
@@ -362,7 +2822,6 @@
         </w:tc>
       </w:tr>
     </w:tbl>
-    <w:p/>
     <w:p>
       <w:pPr>
         <w:pStyle w:val="Heading3"/>
@@ -373,7 +2832,7 @@
     </w:p>
     <w:tbl>
       <w:tblPr>
-        <w:tblStyle w:val="LightGrid-Accent1"/>
+        <w:tblStyle w:val="TableGrid"/>
         <w:tblW w:type="auto" w:w="0"/>
         <w:tblLook w:firstColumn="1" w:firstRow="1" w:lastColumn="0" w:lastRow="0" w:noHBand="0" w:noVBand="1" w:val="04A0"/>
       </w:tblPr>
@@ -390,6 +2849,9 @@
           </w:tcPr>
           <w:p>
             <w:r>
+              <w:rPr>
+                <w:b/>
+              </w:rPr>
               <w:t>组别</w:t>
             </w:r>
           </w:p>
@@ -400,6 +2862,9 @@
           </w:tcPr>
           <w:p>
             <w:r>
+              <w:rPr>
+                <w:b/>
+              </w:rPr>
               <w:t>复述长度</w:t>
             </w:r>
           </w:p>
@@ -410,6 +2875,9 @@
           </w:tcPr>
           <w:p>
             <w:r>
+              <w:rPr>
+                <w:b/>
+              </w:rPr>
               <w:t>迁移测试回答</w:t>
             </w:r>
           </w:p>
@@ -420,6 +2888,9 @@
           </w:tcPr>
           <w:p>
             <w:r>
+              <w:rPr>
+                <w:b/>
+              </w:rPr>
               <w:t>质量分</w:t>
             </w:r>
           </w:p>
@@ -474,7 +2945,7 @@
           </w:tcPr>
           <w:p>
             <w:r>
-              <w:t>ΔN=1</w:t>
+              <w:t>**ΔN=1**</w:t>
             </w:r>
           </w:p>
         </w:tc>
@@ -484,7 +2955,7 @@
           </w:tcPr>
           <w:p>
             <w:r>
-              <w:t>201字</w:t>
+              <w:t>**201字**</w:t>
             </w:r>
           </w:p>
         </w:tc>
@@ -504,7 +2975,7 @@
           </w:tcPr>
           <w:p>
             <w:r>
-              <w:t>2</w:t>
+              <w:t>**2**</w:t>
             </w:r>
           </w:p>
         </w:tc>
@@ -552,7 +3023,6 @@
         </w:tc>
       </w:tr>
     </w:tbl>
-    <w:p/>
     <w:p>
       <w:pPr>
         <w:pStyle w:val="Heading3"/>
@@ -562,35 +3032,554 @@
       </w:r>
     </w:p>
     <w:p>
-      <w:pPr>
-        <w:pStyle w:val="ListNumber"/>
-      </w:pPr>
-      <w:r>
-        <w:t>ΔN=1组复述最长（201字），说明学习参与度最高——教学恰好高出学生一层时，学生既有理解的基础又有向上爬的动力。</w:t>
+      <w:r>
+        <w:t>1</w:t>
+      </w:r>
+      <w:r>
+        <w:t>.</w:t>
+      </w:r>
+      <w:r>
+        <w:t xml:space="preserve"> </w:t>
+      </w:r>
+      <w:r>
+        <w:rPr>
+          <w:b/>
+        </w:rPr>
+        <w:t>ΔN=1组复述最长（201字）</w:t>
+      </w:r>
+      <w:r>
+        <w:t>，</w:t>
+      </w:r>
+      <w:r>
+        <w:t>说</w:t>
+      </w:r>
+      <w:r>
+        <w:t>明</w:t>
+      </w:r>
+      <w:r>
+        <w:t>学</w:t>
+      </w:r>
+      <w:r>
+        <w:t>习</w:t>
+      </w:r>
+      <w:r>
+        <w:t>参</w:t>
+      </w:r>
+      <w:r>
+        <w:t>与</w:t>
+      </w:r>
+      <w:r>
+        <w:t>度</w:t>
+      </w:r>
+      <w:r>
+        <w:t>最</w:t>
+      </w:r>
+      <w:r>
+        <w:t>高</w:t>
+      </w:r>
+      <w:r>
+        <w:t>—</w:t>
+      </w:r>
+      <w:r>
+        <w:t>—</w:t>
+      </w:r>
+      <w:r>
+        <w:t>教</w:t>
+      </w:r>
+      <w:r>
+        <w:t>学</w:t>
+      </w:r>
+      <w:r>
+        <w:t>恰</w:t>
+      </w:r>
+      <w:r>
+        <w:t>好</w:t>
+      </w:r>
+      <w:r>
+        <w:t>高</w:t>
+      </w:r>
+      <w:r>
+        <w:t>出</w:t>
+      </w:r>
+      <w:r>
+        <w:t>学</w:t>
+      </w:r>
+      <w:r>
+        <w:t>生</w:t>
+      </w:r>
+      <w:r>
+        <w:t>一</w:t>
+      </w:r>
+      <w:r>
+        <w:t>层</w:t>
+      </w:r>
+      <w:r>
+        <w:t>时</w:t>
+      </w:r>
+      <w:r>
+        <w:t>，</w:t>
+      </w:r>
+      <w:r>
+        <w:t>学</w:t>
+      </w:r>
+      <w:r>
+        <w:t>生</w:t>
+      </w:r>
+      <w:r>
+        <w:t>既</w:t>
+      </w:r>
+      <w:r>
+        <w:t>有</w:t>
+      </w:r>
+      <w:r>
+        <w:t>理</w:t>
+      </w:r>
+      <w:r>
+        <w:t>解</w:t>
+      </w:r>
+      <w:r>
+        <w:t>的</w:t>
+      </w:r>
+      <w:r>
+        <w:t>基</w:t>
+      </w:r>
+      <w:r>
+        <w:t>础</w:t>
+      </w:r>
+      <w:r>
+        <w:t>又</w:t>
+      </w:r>
+      <w:r>
+        <w:t>有</w:t>
+      </w:r>
+      <w:r>
+        <w:t>向</w:t>
+      </w:r>
+      <w:r>
+        <w:t>上</w:t>
+      </w:r>
+      <w:r>
+        <w:t>爬</w:t>
+      </w:r>
+      <w:r>
+        <w:t>的</w:t>
+      </w:r>
+      <w:r>
+        <w:t>动</w:t>
+      </w:r>
+      <w:r>
+        <w:t>力</w:t>
+      </w:r>
+      <w:r>
+        <w:t>。</w:t>
       </w:r>
     </w:p>
     <w:p>
-      <w:pPr>
-        <w:pStyle w:val="ListNumber"/>
-      </w:pPr>
-      <w:r>
-        <w:t>ΔN=1组迁移测试得分最高（2分），展现了从具体案例到抽象规律的跨越能力——"训练数据的特征学习"是从事实层到结构层的迁移。</w:t>
+      <w:r>
+        <w:t>2</w:t>
+      </w:r>
+      <w:r>
+        <w:t>.</w:t>
+      </w:r>
+      <w:r>
+        <w:t xml:space="preserve"> </w:t>
+      </w:r>
+      <w:r>
+        <w:rPr>
+          <w:b/>
+        </w:rPr>
+        <w:t>ΔN=1组迁移测试得分最高（2分）</w:t>
+      </w:r>
+      <w:r>
+        <w:t>，</w:t>
+      </w:r>
+      <w:r>
+        <w:t>展</w:t>
+      </w:r>
+      <w:r>
+        <w:t>现</w:t>
+      </w:r>
+      <w:r>
+        <w:t>了</w:t>
+      </w:r>
+      <w:r>
+        <w:t>从</w:t>
+      </w:r>
+      <w:r>
+        <w:t>具</w:t>
+      </w:r>
+      <w:r>
+        <w:t>体</w:t>
+      </w:r>
+      <w:r>
+        <w:t>案</w:t>
+      </w:r>
+      <w:r>
+        <w:t>例</w:t>
+      </w:r>
+      <w:r>
+        <w:t>到</w:t>
+      </w:r>
+      <w:r>
+        <w:t>抽</w:t>
+      </w:r>
+      <w:r>
+        <w:t>象</w:t>
+      </w:r>
+      <w:r>
+        <w:t>规</w:t>
+      </w:r>
+      <w:r>
+        <w:t>律</w:t>
+      </w:r>
+      <w:r>
+        <w:t>的</w:t>
+      </w:r>
+      <w:r>
+        <w:t>跨</w:t>
+      </w:r>
+      <w:r>
+        <w:t>越</w:t>
+      </w:r>
+      <w:r>
+        <w:t>能</w:t>
+      </w:r>
+      <w:r>
+        <w:t>力</w:t>
+      </w:r>
+      <w:r>
+        <w:t>—</w:t>
+      </w:r>
+      <w:r>
+        <w:t>—</w:t>
+      </w:r>
+      <w:r>
+        <w:t>"</w:t>
+      </w:r>
+      <w:r>
+        <w:t>训</w:t>
+      </w:r>
+      <w:r>
+        <w:t>练</w:t>
+      </w:r>
+      <w:r>
+        <w:t>数</w:t>
+      </w:r>
+      <w:r>
+        <w:t>据</w:t>
+      </w:r>
+      <w:r>
+        <w:t>的</w:t>
+      </w:r>
+      <w:r>
+        <w:t>特</w:t>
+      </w:r>
+      <w:r>
+        <w:t>征</w:t>
+      </w:r>
+      <w:r>
+        <w:t>学</w:t>
+      </w:r>
+      <w:r>
+        <w:t>习</w:t>
+      </w:r>
+      <w:r>
+        <w:t>"</w:t>
+      </w:r>
+      <w:r>
+        <w:t>是</w:t>
+      </w:r>
+      <w:r>
+        <w:t>从</w:t>
+      </w:r>
+      <w:r>
+        <w:t>事</w:t>
+      </w:r>
+      <w:r>
+        <w:t>实</w:t>
+      </w:r>
+      <w:r>
+        <w:t>层</w:t>
+      </w:r>
+      <w:r>
+        <w:t>到</w:t>
+      </w:r>
+      <w:r>
+        <w:t>结</w:t>
+      </w:r>
+      <w:r>
+        <w:t>构</w:t>
+      </w:r>
+      <w:r>
+        <w:t>层</w:t>
+      </w:r>
+      <w:r>
+        <w:t>的</w:t>
+      </w:r>
+      <w:r>
+        <w:t>迁</w:t>
+      </w:r>
+      <w:r>
+        <w:t>移</w:t>
+      </w:r>
+      <w:r>
+        <w:t>。</w:t>
       </w:r>
     </w:p>
     <w:p>
-      <w:pPr>
-        <w:pStyle w:val="ListNumber"/>
-      </w:pPr>
-      <w:r>
-        <w:t>ΔN=0组虽然"好懂"但学不深——停留在具体案例，未产生认知跃迁。"做菜比喻"直观但限制了抽象思维。</w:t>
+      <w:r>
+        <w:t>3</w:t>
+      </w:r>
+      <w:r>
+        <w:t>.</w:t>
+      </w:r>
+      <w:r>
+        <w:t xml:space="preserve"> </w:t>
+      </w:r>
+      <w:r>
+        <w:rPr>
+          <w:b/>
+        </w:rPr>
+        <w:t>ΔN=0组虽然"好懂"但学不深</w:t>
+      </w:r>
+      <w:r>
+        <w:t>—</w:t>
+      </w:r>
+      <w:r>
+        <w:t>—</w:t>
+      </w:r>
+      <w:r>
+        <w:t>停</w:t>
+      </w:r>
+      <w:r>
+        <w:t>留</w:t>
+      </w:r>
+      <w:r>
+        <w:t>在</w:t>
+      </w:r>
+      <w:r>
+        <w:t>具</w:t>
+      </w:r>
+      <w:r>
+        <w:t>体</w:t>
+      </w:r>
+      <w:r>
+        <w:t>案</w:t>
+      </w:r>
+      <w:r>
+        <w:t>例</w:t>
+      </w:r>
+      <w:r>
+        <w:t>，</w:t>
+      </w:r>
+      <w:r>
+        <w:t>未</w:t>
+      </w:r>
+      <w:r>
+        <w:t>产</w:t>
+      </w:r>
+      <w:r>
+        <w:t>生</w:t>
+      </w:r>
+      <w:r>
+        <w:t>认</w:t>
+      </w:r>
+      <w:r>
+        <w:t>知</w:t>
+      </w:r>
+      <w:r>
+        <w:t>跃</w:t>
+      </w:r>
+      <w:r>
+        <w:t>迁</w:t>
+      </w:r>
+      <w:r>
+        <w:t>。</w:t>
+      </w:r>
+      <w:r>
+        <w:t>"</w:t>
+      </w:r>
+      <w:r>
+        <w:t>做</w:t>
+      </w:r>
+      <w:r>
+        <w:t>菜</w:t>
+      </w:r>
+      <w:r>
+        <w:t>比</w:t>
+      </w:r>
+      <w:r>
+        <w:t>喻</w:t>
+      </w:r>
+      <w:r>
+        <w:t>"</w:t>
+      </w:r>
+      <w:r>
+        <w:t>直</w:t>
+      </w:r>
+      <w:r>
+        <w:t>观</w:t>
+      </w:r>
+      <w:r>
+        <w:t>但</w:t>
+      </w:r>
+      <w:r>
+        <w:t>限</w:t>
+      </w:r>
+      <w:r>
+        <w:t>制</w:t>
+      </w:r>
+      <w:r>
+        <w:t>了</w:t>
+      </w:r>
+      <w:r>
+        <w:t>抽</w:t>
+      </w:r>
+      <w:r>
+        <w:t>象</w:t>
+      </w:r>
+      <w:r>
+        <w:t>思</w:t>
+      </w:r>
+      <w:r>
+        <w:t>维</w:t>
+      </w:r>
+      <w:r>
+        <w:t>。</w:t>
       </w:r>
     </w:p>
     <w:p>
-      <w:pPr>
-        <w:pStyle w:val="ListNumber"/>
-      </w:pPr>
-      <w:r>
-        <w:t>ΔN=2组完全退化为ΔN=0水平——跨层教学等于无效教学。元分析术语没有进入学生的认知结构，学生自动降维处理。</w:t>
+      <w:r>
+        <w:t>4</w:t>
+      </w:r>
+      <w:r>
+        <w:t>.</w:t>
+      </w:r>
+      <w:r>
+        <w:t xml:space="preserve"> </w:t>
+      </w:r>
+      <w:r>
+        <w:rPr>
+          <w:b/>
+        </w:rPr>
+        <w:t>ΔN=2组完全退化为ΔN=0水平</w:t>
+      </w:r>
+      <w:r>
+        <w:t>—</w:t>
+      </w:r>
+      <w:r>
+        <w:t>—</w:t>
+      </w:r>
+      <w:r>
+        <w:t>跨</w:t>
+      </w:r>
+      <w:r>
+        <w:t>层</w:t>
+      </w:r>
+      <w:r>
+        <w:t>教</w:t>
+      </w:r>
+      <w:r>
+        <w:t>学</w:t>
+      </w:r>
+      <w:r>
+        <w:t>等</w:t>
+      </w:r>
+      <w:r>
+        <w:t>于</w:t>
+      </w:r>
+      <w:r>
+        <w:t>无</w:t>
+      </w:r>
+      <w:r>
+        <w:t>效</w:t>
+      </w:r>
+      <w:r>
+        <w:t>教</w:t>
+      </w:r>
+      <w:r>
+        <w:t>学</w:t>
+      </w:r>
+      <w:r>
+        <w:t>。</w:t>
+      </w:r>
+      <w:r>
+        <w:t>元</w:t>
+      </w:r>
+      <w:r>
+        <w:t>分</w:t>
+      </w:r>
+      <w:r>
+        <w:t>析</w:t>
+      </w:r>
+      <w:r>
+        <w:t>术</w:t>
+      </w:r>
+      <w:r>
+        <w:t>语</w:t>
+      </w:r>
+      <w:r>
+        <w:t>没</w:t>
+      </w:r>
+      <w:r>
+        <w:t>有</w:t>
+      </w:r>
+      <w:r>
+        <w:t>进</w:t>
+      </w:r>
+      <w:r>
+        <w:t>入</w:t>
+      </w:r>
+      <w:r>
+        <w:t>学</w:t>
+      </w:r>
+      <w:r>
+        <w:t>生</w:t>
+      </w:r>
+      <w:r>
+        <w:t>的</w:t>
+      </w:r>
+      <w:r>
+        <w:t>认</w:t>
+      </w:r>
+      <w:r>
+        <w:t>知</w:t>
+      </w:r>
+      <w:r>
+        <w:t>结</w:t>
+      </w:r>
+      <w:r>
+        <w:t>构</w:t>
+      </w:r>
+      <w:r>
+        <w:t>，</w:t>
+      </w:r>
+      <w:r>
+        <w:t>学</w:t>
+      </w:r>
+      <w:r>
+        <w:t>生</w:t>
+      </w:r>
+      <w:r>
+        <w:t>自</w:t>
+      </w:r>
+      <w:r>
+        <w:t>动</w:t>
+      </w:r>
+      <w:r>
+        <w:t>降</w:t>
+      </w:r>
+      <w:r>
+        <w:t>维</w:t>
+      </w:r>
+      <w:r>
+        <w:t>处</w:t>
+      </w:r>
+      <w:r>
+        <w:t>理</w:t>
+      </w:r>
+      <w:r>
+        <w:t>。</w:t>
       </w:r>
     </w:p>
     <w:p>
@@ -603,31 +3592,703 @@
     </w:p>
     <w:p>
       <w:r>
-        <w:t>结构传导定律（ΔS ∝ 1/|ΔN|）完美解释了以上结果：</w:t>
+        <w:t>结</w:t>
+      </w:r>
+      <w:r>
+        <w:t>构</w:t>
+      </w:r>
+      <w:r>
+        <w:t>传</w:t>
+      </w:r>
+      <w:r>
+        <w:t>导</w:t>
+      </w:r>
+      <w:r>
+        <w:t>定</w:t>
+      </w:r>
+      <w:r>
+        <w:t>律</w:t>
+      </w:r>
+      <w:r>
+        <w:t>（</w:t>
+      </w:r>
+      <w:r>
+        <w:t>Δ</w:t>
+      </w:r>
+      <w:r>
+        <w:t>S</w:t>
+      </w:r>
+      <w:r>
+        <w:t xml:space="preserve"> </w:t>
+      </w:r>
+      <w:r>
+        <w:t>∝</w:t>
+      </w:r>
+      <w:r>
+        <w:t xml:space="preserve"> </w:t>
+      </w:r>
+      <w:r>
+        <w:t>1</w:t>
+      </w:r>
+      <w:r>
+        <w:t>/</w:t>
+      </w:r>
+      <w:r>
+        <w:t>|</w:t>
+      </w:r>
+      <w:r>
+        <w:t>Δ</w:t>
+      </w:r>
+      <w:r>
+        <w:t>N</w:t>
+      </w:r>
+      <w:r>
+        <w:t>|</w:t>
+      </w:r>
+      <w:r>
+        <w:t>）</w:t>
+      </w:r>
+      <w:r>
+        <w:t>完</w:t>
+      </w:r>
+      <w:r>
+        <w:t>美</w:t>
+      </w:r>
+      <w:r>
+        <w:t>解</w:t>
+      </w:r>
+      <w:r>
+        <w:t>释</w:t>
+      </w:r>
+      <w:r>
+        <w:t>了</w:t>
+      </w:r>
+      <w:r>
+        <w:t>以</w:t>
+      </w:r>
+      <w:r>
+        <w:t>上</w:t>
+      </w:r>
+      <w:r>
+        <w:t>结</w:t>
+      </w:r>
+      <w:r>
+        <w:t>果</w:t>
+      </w:r>
+      <w:r>
+        <w:t>：</w:t>
       </w:r>
     </w:p>
     <w:p>
-      <w:pPr>
-        <w:pStyle w:val="ListBullet"/>
-      </w:pPr>
-      <w:r>
-        <w:t>ΔN=0：传导效率理论上最高，但"信息势差"为零——没有梯度驱动认知跃迁。学生停留在原位，同层教学=原地踏步。</w:t>
+      <w:r>
+        <w:t>-</w:t>
+      </w:r>
+      <w:r>
+        <w:t xml:space="preserve"> </w:t>
+      </w:r>
+      <w:r>
+        <w:rPr>
+          <w:b/>
+        </w:rPr>
+        <w:t>ΔN=0</w:t>
+      </w:r>
+      <w:r>
+        <w:t>：</w:t>
+      </w:r>
+      <w:r>
+        <w:t>传</w:t>
+      </w:r>
+      <w:r>
+        <w:t>导</w:t>
+      </w:r>
+      <w:r>
+        <w:t>效</w:t>
+      </w:r>
+      <w:r>
+        <w:t>率</w:t>
+      </w:r>
+      <w:r>
+        <w:t>理</w:t>
+      </w:r>
+      <w:r>
+        <w:t>论</w:t>
+      </w:r>
+      <w:r>
+        <w:t>上</w:t>
+      </w:r>
+      <w:r>
+        <w:t>最</w:t>
+      </w:r>
+      <w:r>
+        <w:t>高</w:t>
+      </w:r>
+      <w:r>
+        <w:t>，</w:t>
+      </w:r>
+      <w:r>
+        <w:t>但</w:t>
+      </w:r>
+      <w:r>
+        <w:t>"</w:t>
+      </w:r>
+      <w:r>
+        <w:t>信</w:t>
+      </w:r>
+      <w:r>
+        <w:t>息</w:t>
+      </w:r>
+      <w:r>
+        <w:t>势</w:t>
+      </w:r>
+      <w:r>
+        <w:t>差</w:t>
+      </w:r>
+      <w:r>
+        <w:t>"</w:t>
+      </w:r>
+      <w:r>
+        <w:t>为</w:t>
+      </w:r>
+      <w:r>
+        <w:t>零</w:t>
+      </w:r>
+      <w:r>
+        <w:t>—</w:t>
+      </w:r>
+      <w:r>
+        <w:t>—</w:t>
+      </w:r>
+      <w:r>
+        <w:t>没</w:t>
+      </w:r>
+      <w:r>
+        <w:t>有</w:t>
+      </w:r>
+      <w:r>
+        <w:t>梯</w:t>
+      </w:r>
+      <w:r>
+        <w:t>度</w:t>
+      </w:r>
+      <w:r>
+        <w:t>驱</w:t>
+      </w:r>
+      <w:r>
+        <w:t>动</w:t>
+      </w:r>
+      <w:r>
+        <w:t>认</w:t>
+      </w:r>
+      <w:r>
+        <w:t>知</w:t>
+      </w:r>
+      <w:r>
+        <w:t>跃</w:t>
+      </w:r>
+      <w:r>
+        <w:t>迁</w:t>
+      </w:r>
+      <w:r>
+        <w:t>。</w:t>
+      </w:r>
+      <w:r>
+        <w:t>学</w:t>
+      </w:r>
+      <w:r>
+        <w:t>生</w:t>
+      </w:r>
+      <w:r>
+        <w:t>停</w:t>
+      </w:r>
+      <w:r>
+        <w:t>留</w:t>
+      </w:r>
+      <w:r>
+        <w:t>在</w:t>
+      </w:r>
+      <w:r>
+        <w:t>原</w:t>
+      </w:r>
+      <w:r>
+        <w:t>位</w:t>
+      </w:r>
+      <w:r>
+        <w:t>，</w:t>
+      </w:r>
+      <w:r>
+        <w:t>同</w:t>
+      </w:r>
+      <w:r>
+        <w:t>层</w:t>
+      </w:r>
+      <w:r>
+        <w:t>教</w:t>
+      </w:r>
+      <w:r>
+        <w:t>学</w:t>
+      </w:r>
+      <w:r>
+        <w:t>=</w:t>
+      </w:r>
+      <w:r>
+        <w:t>原</w:t>
+      </w:r>
+      <w:r>
+        <w:t>地</w:t>
+      </w:r>
+      <w:r>
+        <w:t>踏</w:t>
+      </w:r>
+      <w:r>
+        <w:t>步</w:t>
+      </w:r>
+      <w:r>
+        <w:t>。</w:t>
       </w:r>
     </w:p>
     <w:p>
-      <w:pPr>
-        <w:pStyle w:val="ListBullet"/>
-      </w:pPr>
-      <w:r>
-        <w:t>ΔN=1：传导效率次高，同时具有适度的认知张力——学生需要"踮脚"才能接住。这个张力恰好激活了学习机制（对应维果茨基的"最近发展区"）。</w:t>
+      <w:r>
+        <w:t>-</w:t>
+      </w:r>
+      <w:r>
+        <w:t xml:space="preserve"> </w:t>
+      </w:r>
+      <w:r>
+        <w:rPr>
+          <w:b/>
+        </w:rPr>
+        <w:t>ΔN=1</w:t>
+      </w:r>
+      <w:r>
+        <w:t>：</w:t>
+      </w:r>
+      <w:r>
+        <w:t>传</w:t>
+      </w:r>
+      <w:r>
+        <w:t>导</w:t>
+      </w:r>
+      <w:r>
+        <w:t>效</w:t>
+      </w:r>
+      <w:r>
+        <w:t>率</w:t>
+      </w:r>
+      <w:r>
+        <w:t>次</w:t>
+      </w:r>
+      <w:r>
+        <w:t>高</w:t>
+      </w:r>
+      <w:r>
+        <w:t>，</w:t>
+      </w:r>
+      <w:r>
+        <w:t>同</w:t>
+      </w:r>
+      <w:r>
+        <w:t>时</w:t>
+      </w:r>
+      <w:r>
+        <w:t>具</w:t>
+      </w:r>
+      <w:r>
+        <w:t>有</w:t>
+      </w:r>
+      <w:r>
+        <w:t>适</w:t>
+      </w:r>
+      <w:r>
+        <w:t>度</w:t>
+      </w:r>
+      <w:r>
+        <w:t>的</w:t>
+      </w:r>
+      <w:r>
+        <w:t>认</w:t>
+      </w:r>
+      <w:r>
+        <w:t>知</w:t>
+      </w:r>
+      <w:r>
+        <w:t>张</w:t>
+      </w:r>
+      <w:r>
+        <w:t>力</w:t>
+      </w:r>
+      <w:r>
+        <w:t>—</w:t>
+      </w:r>
+      <w:r>
+        <w:t>—</w:t>
+      </w:r>
+      <w:r>
+        <w:t>学</w:t>
+      </w:r>
+      <w:r>
+        <w:t>生</w:t>
+      </w:r>
+      <w:r>
+        <w:t>需</w:t>
+      </w:r>
+      <w:r>
+        <w:t>要</w:t>
+      </w:r>
+      <w:r>
+        <w:t>"</w:t>
+      </w:r>
+      <w:r>
+        <w:t>踮</w:t>
+      </w:r>
+      <w:r>
+        <w:t>脚</w:t>
+      </w:r>
+      <w:r>
+        <w:t>"</w:t>
+      </w:r>
+      <w:r>
+        <w:t>才</w:t>
+      </w:r>
+      <w:r>
+        <w:t>能</w:t>
+      </w:r>
+      <w:r>
+        <w:t>接</w:t>
+      </w:r>
+      <w:r>
+        <w:t>住</w:t>
+      </w:r>
+      <w:r>
+        <w:t>。</w:t>
+      </w:r>
+      <w:r>
+        <w:t>这</w:t>
+      </w:r>
+      <w:r>
+        <w:t>个</w:t>
+      </w:r>
+      <w:r>
+        <w:t>张</w:t>
+      </w:r>
+      <w:r>
+        <w:t>力</w:t>
+      </w:r>
+      <w:r>
+        <w:t>恰</w:t>
+      </w:r>
+      <w:r>
+        <w:t>好</w:t>
+      </w:r>
+      <w:r>
+        <w:t>激</w:t>
+      </w:r>
+      <w:r>
+        <w:t>活</w:t>
+      </w:r>
+      <w:r>
+        <w:t>了</w:t>
+      </w:r>
+      <w:r>
+        <w:t>学</w:t>
+      </w:r>
+      <w:r>
+        <w:t>习</w:t>
+      </w:r>
+      <w:r>
+        <w:t>机</w:t>
+      </w:r>
+      <w:r>
+        <w:t>制</w:t>
+      </w:r>
+      <w:r>
+        <w:t>（</w:t>
+      </w:r>
+      <w:r>
+        <w:t>对</w:t>
+      </w:r>
+      <w:r>
+        <w:t>应</w:t>
+      </w:r>
+      <w:r>
+        <w:t>维</w:t>
+      </w:r>
+      <w:r>
+        <w:t>果</w:t>
+      </w:r>
+      <w:r>
+        <w:t>茨</w:t>
+      </w:r>
+      <w:r>
+        <w:t>基</w:t>
+      </w:r>
+      <w:r>
+        <w:t>的</w:t>
+      </w:r>
+      <w:r>
+        <w:t>"</w:t>
+      </w:r>
+      <w:r>
+        <w:t>最</w:t>
+      </w:r>
+      <w:r>
+        <w:t>近</w:t>
+      </w:r>
+      <w:r>
+        <w:t>发</w:t>
+      </w:r>
+      <w:r>
+        <w:t>展</w:t>
+      </w:r>
+      <w:r>
+        <w:t>区</w:t>
+      </w:r>
+      <w:r>
+        <w:t>"</w:t>
+      </w:r>
+      <w:r>
+        <w:t>）</w:t>
+      </w:r>
+      <w:r>
+        <w:t>。</w:t>
       </w:r>
     </w:p>
     <w:p>
-      <w:pPr>
-        <w:pStyle w:val="ListBullet"/>
-      </w:pPr>
-      <w:r>
-        <w:t>ΔN&gt;1：传导效率急剧衰减（|ΔN|=2时传导降至50%以下），信息在传递过程中被学生的N=0状态"降维翻译"，结构性内容全部丢失。学生接收到的是噪音+碎片。</w:t>
+      <w:r>
+        <w:t>-</w:t>
+      </w:r>
+      <w:r>
+        <w:t xml:space="preserve"> </w:t>
+      </w:r>
+      <w:r>
+        <w:rPr>
+          <w:b/>
+        </w:rPr>
+        <w:t>ΔN&gt;1</w:t>
+      </w:r>
+      <w:r>
+        <w:t>：</w:t>
+      </w:r>
+      <w:r>
+        <w:t>传</w:t>
+      </w:r>
+      <w:r>
+        <w:t>导</w:t>
+      </w:r>
+      <w:r>
+        <w:t>效</w:t>
+      </w:r>
+      <w:r>
+        <w:t>率</w:t>
+      </w:r>
+      <w:r>
+        <w:t>急</w:t>
+      </w:r>
+      <w:r>
+        <w:t>剧</w:t>
+      </w:r>
+      <w:r>
+        <w:t>衰</w:t>
+      </w:r>
+      <w:r>
+        <w:t>减</w:t>
+      </w:r>
+      <w:r>
+        <w:t>（</w:t>
+      </w:r>
+      <w:r>
+        <w:t>|</w:t>
+      </w:r>
+      <w:r>
+        <w:t>Δ</w:t>
+      </w:r>
+      <w:r>
+        <w:t>N</w:t>
+      </w:r>
+      <w:r>
+        <w:t>|</w:t>
+      </w:r>
+      <w:r>
+        <w:t>=</w:t>
+      </w:r>
+      <w:r>
+        <w:t>2</w:t>
+      </w:r>
+      <w:r>
+        <w:t>时</w:t>
+      </w:r>
+      <w:r>
+        <w:t>传</w:t>
+      </w:r>
+      <w:r>
+        <w:t>导</w:t>
+      </w:r>
+      <w:r>
+        <w:t>降</w:t>
+      </w:r>
+      <w:r>
+        <w:t>至</w:t>
+      </w:r>
+      <w:r>
+        <w:t>5</w:t>
+      </w:r>
+      <w:r>
+        <w:t>0</w:t>
+      </w:r>
+      <w:r>
+        <w:t>%</w:t>
+      </w:r>
+      <w:r>
+        <w:t>以</w:t>
+      </w:r>
+      <w:r>
+        <w:t>下</w:t>
+      </w:r>
+      <w:r>
+        <w:t>）</w:t>
+      </w:r>
+      <w:r>
+        <w:t>，</w:t>
+      </w:r>
+      <w:r>
+        <w:t>信</w:t>
+      </w:r>
+      <w:r>
+        <w:t>息</w:t>
+      </w:r>
+      <w:r>
+        <w:t>在</w:t>
+      </w:r>
+      <w:r>
+        <w:t>传</w:t>
+      </w:r>
+      <w:r>
+        <w:t>递</w:t>
+      </w:r>
+      <w:r>
+        <w:t>过</w:t>
+      </w:r>
+      <w:r>
+        <w:t>程</w:t>
+      </w:r>
+      <w:r>
+        <w:t>中</w:t>
+      </w:r>
+      <w:r>
+        <w:t>被</w:t>
+      </w:r>
+      <w:r>
+        <w:t>学</w:t>
+      </w:r>
+      <w:r>
+        <w:t>生</w:t>
+      </w:r>
+      <w:r>
+        <w:t>的</w:t>
+      </w:r>
+      <w:r>
+        <w:t>N</w:t>
+      </w:r>
+      <w:r>
+        <w:t>=</w:t>
+      </w:r>
+      <w:r>
+        <w:t>0</w:t>
+      </w:r>
+      <w:r>
+        <w:t>状</w:t>
+      </w:r>
+      <w:r>
+        <w:t>态</w:t>
+      </w:r>
+      <w:r>
+        <w:t>"</w:t>
+      </w:r>
+      <w:r>
+        <w:t>降</w:t>
+      </w:r>
+      <w:r>
+        <w:t>维</w:t>
+      </w:r>
+      <w:r>
+        <w:t>翻</w:t>
+      </w:r>
+      <w:r>
+        <w:t>译</w:t>
+      </w:r>
+      <w:r>
+        <w:t>"</w:t>
+      </w:r>
+      <w:r>
+        <w:t>，</w:t>
+      </w:r>
+      <w:r>
+        <w:t>结</w:t>
+      </w:r>
+      <w:r>
+        <w:t>构</w:t>
+      </w:r>
+      <w:r>
+        <w:t>性</w:t>
+      </w:r>
+      <w:r>
+        <w:t>内</w:t>
+      </w:r>
+      <w:r>
+        <w:t>容</w:t>
+      </w:r>
+      <w:r>
+        <w:t>全</w:t>
+      </w:r>
+      <w:r>
+        <w:t>部</w:t>
+      </w:r>
+      <w:r>
+        <w:t>丢</w:t>
+      </w:r>
+      <w:r>
+        <w:t>失</w:t>
+      </w:r>
+      <w:r>
+        <w:t>。</w:t>
+      </w:r>
+      <w:r>
+        <w:t>学</w:t>
+      </w:r>
+      <w:r>
+        <w:t>生</w:t>
+      </w:r>
+      <w:r>
+        <w:t>接</w:t>
+      </w:r>
+      <w:r>
+        <w:t>收</w:t>
+      </w:r>
+      <w:r>
+        <w:t>到</w:t>
+      </w:r>
+      <w:r>
+        <w:t>的</w:t>
+      </w:r>
+      <w:r>
+        <w:t>是</w:t>
+      </w:r>
+      <w:r>
+        <w:t>噪</w:t>
+      </w:r>
+      <w:r>
+        <w:t>音</w:t>
+      </w:r>
+      <w:r>
+        <w:t>+</w:t>
+      </w:r>
+      <w:r>
+        <w:t>碎</w:t>
+      </w:r>
+      <w:r>
+        <w:t>片</w:t>
+      </w:r>
+      <w:r>
+        <w:t>。</w:t>
       </w:r>
     </w:p>
     <w:p>
@@ -640,22 +4301,589 @@
     </w:p>
     <w:p>
       <w:r>
-        <w:t>基于以上发现，提出三条可操作的教学原则：</w:t>
+        <w:t>基</w:t>
+      </w:r>
+      <w:r>
+        <w:t>于</w:t>
+      </w:r>
+      <w:r>
+        <w:t>以</w:t>
+      </w:r>
+      <w:r>
+        <w:t>上</w:t>
+      </w:r>
+      <w:r>
+        <w:t>发</w:t>
+      </w:r>
+      <w:r>
+        <w:t>现</w:t>
+      </w:r>
+      <w:r>
+        <w:t>，</w:t>
+      </w:r>
+      <w:r>
+        <w:t>提</w:t>
+      </w:r>
+      <w:r>
+        <w:t>出</w:t>
+      </w:r>
+      <w:r>
+        <w:t>三</w:t>
+      </w:r>
+      <w:r>
+        <w:t>条</w:t>
+      </w:r>
+      <w:r>
+        <w:t>可</w:t>
+      </w:r>
+      <w:r>
+        <w:t>操</w:t>
+      </w:r>
+      <w:r>
+        <w:t>作</w:t>
+      </w:r>
+      <w:r>
+        <w:t>的</w:t>
+      </w:r>
+      <w:r>
+        <w:t>教</w:t>
+      </w:r>
+      <w:r>
+        <w:t>学</w:t>
+      </w:r>
+      <w:r>
+        <w:t>原</w:t>
+      </w:r>
+      <w:r>
+        <w:t>则</w:t>
+      </w:r>
+      <w:r>
+        <w:t>：</w:t>
       </w:r>
     </w:p>
     <w:p>
       <w:r>
-        <w:t>原则一：先测嵌套率。 用嵌套率测试确定学生的当前认知层级。不问"你学了几年"——问一个需要抽象思考的问题，看回答停留在哪一层。</w:t>
+        <w:rPr>
+          <w:b/>
+        </w:rPr>
+        <w:t>原则一：先测嵌套率。</w:t>
+      </w:r>
+      <w:r>
+        <w:t xml:space="preserve"> </w:t>
+      </w:r>
+      <w:r>
+        <w:t>用</w:t>
+      </w:r>
+      <w:r>
+        <w:t>嵌</w:t>
+      </w:r>
+      <w:r>
+        <w:t>套</w:t>
+      </w:r>
+      <w:r>
+        <w:t>率</w:t>
+      </w:r>
+      <w:r>
+        <w:t>测</w:t>
+      </w:r>
+      <w:r>
+        <w:t>试</w:t>
+      </w:r>
+      <w:r>
+        <w:t>确</w:t>
+      </w:r>
+      <w:r>
+        <w:t>定</w:t>
+      </w:r>
+      <w:r>
+        <w:t>学</w:t>
+      </w:r>
+      <w:r>
+        <w:t>生</w:t>
+      </w:r>
+      <w:r>
+        <w:t>的</w:t>
+      </w:r>
+      <w:r>
+        <w:t>当</w:t>
+      </w:r>
+      <w:r>
+        <w:t>前</w:t>
+      </w:r>
+      <w:r>
+        <w:t>认</w:t>
+      </w:r>
+      <w:r>
+        <w:t>知</w:t>
+      </w:r>
+      <w:r>
+        <w:t>层</w:t>
+      </w:r>
+      <w:r>
+        <w:t>级</w:t>
+      </w:r>
+      <w:r>
+        <w:t>。</w:t>
+      </w:r>
+      <w:r>
+        <w:t>不</w:t>
+      </w:r>
+      <w:r>
+        <w:t>问</w:t>
+      </w:r>
+      <w:r>
+        <w:t>"</w:t>
+      </w:r>
+      <w:r>
+        <w:t>你</w:t>
+      </w:r>
+      <w:r>
+        <w:t>学</w:t>
+      </w:r>
+      <w:r>
+        <w:t>了</w:t>
+      </w:r>
+      <w:r>
+        <w:t>几</w:t>
+      </w:r>
+      <w:r>
+        <w:t>年</w:t>
+      </w:r>
+      <w:r>
+        <w:t>"</w:t>
+      </w:r>
+      <w:r>
+        <w:t>—</w:t>
+      </w:r>
+      <w:r>
+        <w:t>—</w:t>
+      </w:r>
+      <w:r>
+        <w:t>问</w:t>
+      </w:r>
+      <w:r>
+        <w:t>一</w:t>
+      </w:r>
+      <w:r>
+        <w:t>个</w:t>
+      </w:r>
+      <w:r>
+        <w:t>需</w:t>
+      </w:r>
+      <w:r>
+        <w:t>要</w:t>
+      </w:r>
+      <w:r>
+        <w:t>抽</w:t>
+      </w:r>
+      <w:r>
+        <w:t>象</w:t>
+      </w:r>
+      <w:r>
+        <w:t>思</w:t>
+      </w:r>
+      <w:r>
+        <w:t>考</w:t>
+      </w:r>
+      <w:r>
+        <w:t>的</w:t>
+      </w:r>
+      <w:r>
+        <w:t>问</w:t>
+      </w:r>
+      <w:r>
+        <w:t>题</w:t>
+      </w:r>
+      <w:r>
+        <w:t>，</w:t>
+      </w:r>
+      <w:r>
+        <w:t>看</w:t>
+      </w:r>
+      <w:r>
+        <w:t>回</w:t>
+      </w:r>
+      <w:r>
+        <w:t>答</w:t>
+      </w:r>
+      <w:r>
+        <w:t>停</w:t>
+      </w:r>
+      <w:r>
+        <w:t>留</w:t>
+      </w:r>
+      <w:r>
+        <w:t>在</w:t>
+      </w:r>
+      <w:r>
+        <w:t>哪</w:t>
+      </w:r>
+      <w:r>
+        <w:t>一</w:t>
+      </w:r>
+      <w:r>
+        <w:t>层</w:t>
+      </w:r>
+      <w:r>
+        <w:t>。</w:t>
       </w:r>
     </w:p>
     <w:p>
       <w:r>
-        <w:t>原则二：始终高一层教（ΔN=1）。 不要同层重复（浪费认知势能），不要跨层灌输（信息衰减）。恰恰高出学生当前水平一层——学生能"踮脚够到"，够到的过程就是学习。</w:t>
+        <w:rPr>
+          <w:b/>
+        </w:rPr>
+        <w:t>原则二：始终高一层教（ΔN=1）。</w:t>
+      </w:r>
+      <w:r>
+        <w:t xml:space="preserve"> </w:t>
+      </w:r>
+      <w:r>
+        <w:t>不</w:t>
+      </w:r>
+      <w:r>
+        <w:t>要</w:t>
+      </w:r>
+      <w:r>
+        <w:t>同</w:t>
+      </w:r>
+      <w:r>
+        <w:t>层</w:t>
+      </w:r>
+      <w:r>
+        <w:t>重</w:t>
+      </w:r>
+      <w:r>
+        <w:t>复</w:t>
+      </w:r>
+      <w:r>
+        <w:t>（</w:t>
+      </w:r>
+      <w:r>
+        <w:t>浪</w:t>
+      </w:r>
+      <w:r>
+        <w:t>费</w:t>
+      </w:r>
+      <w:r>
+        <w:t>认</w:t>
+      </w:r>
+      <w:r>
+        <w:t>知</w:t>
+      </w:r>
+      <w:r>
+        <w:t>势</w:t>
+      </w:r>
+      <w:r>
+        <w:t>能</w:t>
+      </w:r>
+      <w:r>
+        <w:t>）</w:t>
+      </w:r>
+      <w:r>
+        <w:t>，</w:t>
+      </w:r>
+      <w:r>
+        <w:t>不</w:t>
+      </w:r>
+      <w:r>
+        <w:t>要</w:t>
+      </w:r>
+      <w:r>
+        <w:t>跨</w:t>
+      </w:r>
+      <w:r>
+        <w:t>层</w:t>
+      </w:r>
+      <w:r>
+        <w:t>灌</w:t>
+      </w:r>
+      <w:r>
+        <w:t>输</w:t>
+      </w:r>
+      <w:r>
+        <w:t>（</w:t>
+      </w:r>
+      <w:r>
+        <w:t>信</w:t>
+      </w:r>
+      <w:r>
+        <w:t>息</w:t>
+      </w:r>
+      <w:r>
+        <w:t>衰</w:t>
+      </w:r>
+      <w:r>
+        <w:t>减</w:t>
+      </w:r>
+      <w:r>
+        <w:t>）</w:t>
+      </w:r>
+      <w:r>
+        <w:t>。</w:t>
+      </w:r>
+      <w:r>
+        <w:t>恰</w:t>
+      </w:r>
+      <w:r>
+        <w:t>恰</w:t>
+      </w:r>
+      <w:r>
+        <w:t>高</w:t>
+      </w:r>
+      <w:r>
+        <w:t>出</w:t>
+      </w:r>
+      <w:r>
+        <w:t>学</w:t>
+      </w:r>
+      <w:r>
+        <w:t>生</w:t>
+      </w:r>
+      <w:r>
+        <w:t>当</w:t>
+      </w:r>
+      <w:r>
+        <w:t>前</w:t>
+      </w:r>
+      <w:r>
+        <w:t>水</w:t>
+      </w:r>
+      <w:r>
+        <w:t>平</w:t>
+      </w:r>
+      <w:r>
+        <w:t>一</w:t>
+      </w:r>
+      <w:r>
+        <w:t>层</w:t>
+      </w:r>
+      <w:r>
+        <w:t>—</w:t>
+      </w:r>
+      <w:r>
+        <w:t>—</w:t>
+      </w:r>
+      <w:r>
+        <w:t>学</w:t>
+      </w:r>
+      <w:r>
+        <w:t>生</w:t>
+      </w:r>
+      <w:r>
+        <w:t>能</w:t>
+      </w:r>
+      <w:r>
+        <w:t>"</w:t>
+      </w:r>
+      <w:r>
+        <w:t>踮</w:t>
+      </w:r>
+      <w:r>
+        <w:t>脚</w:t>
+      </w:r>
+      <w:r>
+        <w:t>够</w:t>
+      </w:r>
+      <w:r>
+        <w:t>到</w:t>
+      </w:r>
+      <w:r>
+        <w:t>"</w:t>
+      </w:r>
+      <w:r>
+        <w:t>，</w:t>
+      </w:r>
+      <w:r>
+        <w:t>够</w:t>
+      </w:r>
+      <w:r>
+        <w:t>到</w:t>
+      </w:r>
+      <w:r>
+        <w:t>的</w:t>
+      </w:r>
+      <w:r>
+        <w:t>过</w:t>
+      </w:r>
+      <w:r>
+        <w:t>程</w:t>
+      </w:r>
+      <w:r>
+        <w:t>就</w:t>
+      </w:r>
+      <w:r>
+        <w:t>是</w:t>
+      </w:r>
+      <w:r>
+        <w:t>学</w:t>
+      </w:r>
+      <w:r>
+        <w:t>习</w:t>
+      </w:r>
+      <w:r>
+        <w:t>。</w:t>
       </w:r>
     </w:p>
     <w:p>
       <w:r>
-        <w:t>原则三：检测迁移效果。 不是考"你记住我讲的了吗"——而是考"你能用这个去解决一个没讲过的问题吗"。迁移=理解，复述≠理解。</w:t>
+        <w:rPr>
+          <w:b/>
+        </w:rPr>
+        <w:t>原则三：检测迁移效果。</w:t>
+      </w:r>
+      <w:r>
+        <w:t xml:space="preserve"> </w:t>
+      </w:r>
+      <w:r>
+        <w:t>不</w:t>
+      </w:r>
+      <w:r>
+        <w:t>是</w:t>
+      </w:r>
+      <w:r>
+        <w:t>考</w:t>
+      </w:r>
+      <w:r>
+        <w:t>"</w:t>
+      </w:r>
+      <w:r>
+        <w:t>你</w:t>
+      </w:r>
+      <w:r>
+        <w:t>记</w:t>
+      </w:r>
+      <w:r>
+        <w:t>住</w:t>
+      </w:r>
+      <w:r>
+        <w:t>我</w:t>
+      </w:r>
+      <w:r>
+        <w:t>讲</w:t>
+      </w:r>
+      <w:r>
+        <w:t>的</w:t>
+      </w:r>
+      <w:r>
+        <w:t>了</w:t>
+      </w:r>
+      <w:r>
+        <w:t>吗</w:t>
+      </w:r>
+      <w:r>
+        <w:t>"</w:t>
+      </w:r>
+      <w:r>
+        <w:t>—</w:t>
+      </w:r>
+      <w:r>
+        <w:t>—</w:t>
+      </w:r>
+      <w:r>
+        <w:t>而</w:t>
+      </w:r>
+      <w:r>
+        <w:t>是</w:t>
+      </w:r>
+      <w:r>
+        <w:t>考</w:t>
+      </w:r>
+      <w:r>
+        <w:t>"</w:t>
+      </w:r>
+      <w:r>
+        <w:t>你</w:t>
+      </w:r>
+      <w:r>
+        <w:t>能</w:t>
+      </w:r>
+      <w:r>
+        <w:t>用</w:t>
+      </w:r>
+      <w:r>
+        <w:t>这</w:t>
+      </w:r>
+      <w:r>
+        <w:t>个</w:t>
+      </w:r>
+      <w:r>
+        <w:t>去</w:t>
+      </w:r>
+      <w:r>
+        <w:t>解</w:t>
+      </w:r>
+      <w:r>
+        <w:t>决</w:t>
+      </w:r>
+      <w:r>
+        <w:t>一</w:t>
+      </w:r>
+      <w:r>
+        <w:t>个</w:t>
+      </w:r>
+      <w:r>
+        <w:t>没</w:t>
+      </w:r>
+      <w:r>
+        <w:t>讲</w:t>
+      </w:r>
+      <w:r>
+        <w:t>过</w:t>
+      </w:r>
+      <w:r>
+        <w:t>的</w:t>
+      </w:r>
+      <w:r>
+        <w:t>问</w:t>
+      </w:r>
+      <w:r>
+        <w:t>题</w:t>
+      </w:r>
+      <w:r>
+        <w:t>吗</w:t>
+      </w:r>
+      <w:r>
+        <w:t>"</w:t>
+      </w:r>
+      <w:r>
+        <w:t>。</w:t>
+      </w:r>
+      <w:r>
+        <w:t>迁</w:t>
+      </w:r>
+      <w:r>
+        <w:t>移</w:t>
+      </w:r>
+      <w:r>
+        <w:t>=</w:t>
+      </w:r>
+      <w:r>
+        <w:t>理</w:t>
+      </w:r>
+      <w:r>
+        <w:t>解</w:t>
+      </w:r>
+      <w:r>
+        <w:t>，</w:t>
+      </w:r>
+      <w:r>
+        <w:t>复</w:t>
+      </w:r>
+      <w:r>
+        <w:t>述</w:t>
+      </w:r>
+      <w:r>
+        <w:t>≠</w:t>
+      </w:r>
+      <w:r>
+        <w:t>理</w:t>
+      </w:r>
+      <w:r>
+        <w:t>解</w:t>
+      </w:r>
+      <w:r>
+        <w:t>。</w:t>
       </w:r>
     </w:p>
     <w:p>
@@ -668,31 +4896,469 @@
     </w:p>
     <w:p>
       <w:r>
-        <w:t>这一定律解释了教育界长期存在但无法量化的现象：</w:t>
+        <w:t>这</w:t>
+      </w:r>
+      <w:r>
+        <w:t>一</w:t>
+      </w:r>
+      <w:r>
+        <w:t>定</w:t>
+      </w:r>
+      <w:r>
+        <w:t>律</w:t>
+      </w:r>
+      <w:r>
+        <w:t>解</w:t>
+      </w:r>
+      <w:r>
+        <w:t>释</w:t>
+      </w:r>
+      <w:r>
+        <w:t>了</w:t>
+      </w:r>
+      <w:r>
+        <w:t>教</w:t>
+      </w:r>
+      <w:r>
+        <w:t>育</w:t>
+      </w:r>
+      <w:r>
+        <w:t>界</w:t>
+      </w:r>
+      <w:r>
+        <w:t>长</w:t>
+      </w:r>
+      <w:r>
+        <w:t>期</w:t>
+      </w:r>
+      <w:r>
+        <w:t>存</w:t>
+      </w:r>
+      <w:r>
+        <w:t>在</w:t>
+      </w:r>
+      <w:r>
+        <w:t>但</w:t>
+      </w:r>
+      <w:r>
+        <w:t>无</w:t>
+      </w:r>
+      <w:r>
+        <w:t>法</w:t>
+      </w:r>
+      <w:r>
+        <w:t>量</w:t>
+      </w:r>
+      <w:r>
+        <w:t>化</w:t>
+      </w:r>
+      <w:r>
+        <w:t>的</w:t>
+      </w:r>
+      <w:r>
+        <w:t>现</w:t>
+      </w:r>
+      <w:r>
+        <w:t>象</w:t>
+      </w:r>
+      <w:r>
+        <w:t>：</w:t>
       </w:r>
     </w:p>
     <w:p>
-      <w:pPr>
-        <w:pStyle w:val="ListBullet"/>
-      </w:pPr>
-      <w:r>
-        <w:t>"好老师不好当"不是因为知识不够，而是因为天然N=2或N=3的老师无法"降到N=1"去教N=0的学生。 ΔN跳层是认知能力的代价——你越懂，越看不见自己高出学生几层。</w:t>
+      <w:r>
+        <w:t>-</w:t>
+      </w:r>
+      <w:r>
+        <w:t xml:space="preserve"> </w:t>
+      </w:r>
+      <w:r>
+        <w:rPr>
+          <w:b/>
+        </w:rPr>
+        <w:t>"好老师不好当"不是因为知识不够，而是因为天然N=2或N=3的老师无法"降到N=1"去教N=0的学生。</w:t>
+      </w:r>
+      <w:r>
+        <w:t xml:space="preserve"> </w:t>
+      </w:r>
+      <w:r>
+        <w:t>Δ</w:t>
+      </w:r>
+      <w:r>
+        <w:t>N</w:t>
+      </w:r>
+      <w:r>
+        <w:t>跳</w:t>
+      </w:r>
+      <w:r>
+        <w:t>层</w:t>
+      </w:r>
+      <w:r>
+        <w:t>是</w:t>
+      </w:r>
+      <w:r>
+        <w:t>认</w:t>
+      </w:r>
+      <w:r>
+        <w:t>知</w:t>
+      </w:r>
+      <w:r>
+        <w:t>能</w:t>
+      </w:r>
+      <w:r>
+        <w:t>力</w:t>
+      </w:r>
+      <w:r>
+        <w:t>的</w:t>
+      </w:r>
+      <w:r>
+        <w:t>代</w:t>
+      </w:r>
+      <w:r>
+        <w:t>价</w:t>
+      </w:r>
+      <w:r>
+        <w:t>—</w:t>
+      </w:r>
+      <w:r>
+        <w:t>—</w:t>
+      </w:r>
+      <w:r>
+        <w:t>你</w:t>
+      </w:r>
+      <w:r>
+        <w:t>越</w:t>
+      </w:r>
+      <w:r>
+        <w:t>懂</w:t>
+      </w:r>
+      <w:r>
+        <w:t>，</w:t>
+      </w:r>
+      <w:r>
+        <w:t>越</w:t>
+      </w:r>
+      <w:r>
+        <w:t>看</w:t>
+      </w:r>
+      <w:r>
+        <w:t>不</w:t>
+      </w:r>
+      <w:r>
+        <w:t>见</w:t>
+      </w:r>
+      <w:r>
+        <w:t>自</w:t>
+      </w:r>
+      <w:r>
+        <w:t>己</w:t>
+      </w:r>
+      <w:r>
+        <w:t>高</w:t>
+      </w:r>
+      <w:r>
+        <w:t>出</w:t>
+      </w:r>
+      <w:r>
+        <w:t>学</w:t>
+      </w:r>
+      <w:r>
+        <w:t>生</w:t>
+      </w:r>
+      <w:r>
+        <w:t>几</w:t>
+      </w:r>
+      <w:r>
+        <w:t>层</w:t>
+      </w:r>
+      <w:r>
+        <w:t>。</w:t>
       </w:r>
     </w:p>
     <w:p>
-      <w:pPr>
-        <w:pStyle w:val="ListBullet"/>
-      </w:pPr>
-      <w:r>
-        <w:t>"这个学生开窍了"的本质是学生从N=0跨过了N=1到N=2的相变临界点。 发生相变后，学生对结构化教学的需求骤增——继续用N=0的方式教反而让他觉得无聊。</w:t>
+      <w:r>
+        <w:t>-</w:t>
+      </w:r>
+      <w:r>
+        <w:t xml:space="preserve"> </w:t>
+      </w:r>
+      <w:r>
+        <w:rPr>
+          <w:b/>
+        </w:rPr>
+        <w:t>"这个学生开窍了"的本质是学生从N=0跨过了N=1到N=2的相变临界点。</w:t>
+      </w:r>
+      <w:r>
+        <w:t xml:space="preserve"> </w:t>
+      </w:r>
+      <w:r>
+        <w:t>发</w:t>
+      </w:r>
+      <w:r>
+        <w:t>生</w:t>
+      </w:r>
+      <w:r>
+        <w:t>相</w:t>
+      </w:r>
+      <w:r>
+        <w:t>变</w:t>
+      </w:r>
+      <w:r>
+        <w:t>后</w:t>
+      </w:r>
+      <w:r>
+        <w:t>，</w:t>
+      </w:r>
+      <w:r>
+        <w:t>学</w:t>
+      </w:r>
+      <w:r>
+        <w:t>生</w:t>
+      </w:r>
+      <w:r>
+        <w:t>对</w:t>
+      </w:r>
+      <w:r>
+        <w:t>结</w:t>
+      </w:r>
+      <w:r>
+        <w:t>构</w:t>
+      </w:r>
+      <w:r>
+        <w:t>化</w:t>
+      </w:r>
+      <w:r>
+        <w:t>教</w:t>
+      </w:r>
+      <w:r>
+        <w:t>学</w:t>
+      </w:r>
+      <w:r>
+        <w:t>的</w:t>
+      </w:r>
+      <w:r>
+        <w:t>需</w:t>
+      </w:r>
+      <w:r>
+        <w:t>求</w:t>
+      </w:r>
+      <w:r>
+        <w:t>骤</w:t>
+      </w:r>
+      <w:r>
+        <w:t>增</w:t>
+      </w:r>
+      <w:r>
+        <w:t>—</w:t>
+      </w:r>
+      <w:r>
+        <w:t>—</w:t>
+      </w:r>
+      <w:r>
+        <w:t>继</w:t>
+      </w:r>
+      <w:r>
+        <w:t>续</w:t>
+      </w:r>
+      <w:r>
+        <w:t>用</w:t>
+      </w:r>
+      <w:r>
+        <w:t>N</w:t>
+      </w:r>
+      <w:r>
+        <w:t>=</w:t>
+      </w:r>
+      <w:r>
+        <w:t>0</w:t>
+      </w:r>
+      <w:r>
+        <w:t>的</w:t>
+      </w:r>
+      <w:r>
+        <w:t>方</w:t>
+      </w:r>
+      <w:r>
+        <w:t>式</w:t>
+      </w:r>
+      <w:r>
+        <w:t>教</w:t>
+      </w:r>
+      <w:r>
+        <w:t>反</w:t>
+      </w:r>
+      <w:r>
+        <w:t>而</w:t>
+      </w:r>
+      <w:r>
+        <w:t>让</w:t>
+      </w:r>
+      <w:r>
+        <w:t>他</w:t>
+      </w:r>
+      <w:r>
+        <w:t>觉</w:t>
+      </w:r>
+      <w:r>
+        <w:t>得</w:t>
+      </w:r>
+      <w:r>
+        <w:t>无</w:t>
+      </w:r>
+      <w:r>
+        <w:t>聊</w:t>
+      </w:r>
+      <w:r>
+        <w:t>。</w:t>
       </w:r>
     </w:p>
     <w:p>
-      <w:pPr>
-        <w:pStyle w:val="ListBullet"/>
-      </w:pPr>
-      <w:r>
-        <w:t>"越讲越糊涂"不是学生笨，是教学者的ΔN&gt;1。 跨层教学的信息衰减造成的不是"没学会"，而是"以为自己学会了"——到了测试时才发现没懂。</w:t>
+      <w:r>
+        <w:t>-</w:t>
+      </w:r>
+      <w:r>
+        <w:t xml:space="preserve"> </w:t>
+      </w:r>
+      <w:r>
+        <w:rPr>
+          <w:b/>
+        </w:rPr>
+        <w:t>"越讲越糊涂"不是学生笨，是教学者的ΔN&gt;1。</w:t>
+      </w:r>
+      <w:r>
+        <w:t xml:space="preserve"> </w:t>
+      </w:r>
+      <w:r>
+        <w:t>跨</w:t>
+      </w:r>
+      <w:r>
+        <w:t>层</w:t>
+      </w:r>
+      <w:r>
+        <w:t>教</w:t>
+      </w:r>
+      <w:r>
+        <w:t>学</w:t>
+      </w:r>
+      <w:r>
+        <w:t>的</w:t>
+      </w:r>
+      <w:r>
+        <w:t>信</w:t>
+      </w:r>
+      <w:r>
+        <w:t>息</w:t>
+      </w:r>
+      <w:r>
+        <w:t>衰</w:t>
+      </w:r>
+      <w:r>
+        <w:t>减</w:t>
+      </w:r>
+      <w:r>
+        <w:t>造</w:t>
+      </w:r>
+      <w:r>
+        <w:t>成</w:t>
+      </w:r>
+      <w:r>
+        <w:t>的</w:t>
+      </w:r>
+      <w:r>
+        <w:t>不</w:t>
+      </w:r>
+      <w:r>
+        <w:t>是</w:t>
+      </w:r>
+      <w:r>
+        <w:t>"</w:t>
+      </w:r>
+      <w:r>
+        <w:t>没</w:t>
+      </w:r>
+      <w:r>
+        <w:t>学</w:t>
+      </w:r>
+      <w:r>
+        <w:t>会</w:t>
+      </w:r>
+      <w:r>
+        <w:t>"</w:t>
+      </w:r>
+      <w:r>
+        <w:t>，</w:t>
+      </w:r>
+      <w:r>
+        <w:t>而</w:t>
+      </w:r>
+      <w:r>
+        <w:t>是</w:t>
+      </w:r>
+      <w:r>
+        <w:t>"</w:t>
+      </w:r>
+      <w:r>
+        <w:t>以</w:t>
+      </w:r>
+      <w:r>
+        <w:t>为</w:t>
+      </w:r>
+      <w:r>
+        <w:t>自</w:t>
+      </w:r>
+      <w:r>
+        <w:t>己</w:t>
+      </w:r>
+      <w:r>
+        <w:t>学</w:t>
+      </w:r>
+      <w:r>
+        <w:t>会</w:t>
+      </w:r>
+      <w:r>
+        <w:t>了</w:t>
+      </w:r>
+      <w:r>
+        <w:t>"</w:t>
+      </w:r>
+      <w:r>
+        <w:t>—</w:t>
+      </w:r>
+      <w:r>
+        <w:t>—</w:t>
+      </w:r>
+      <w:r>
+        <w:t>到</w:t>
+      </w:r>
+      <w:r>
+        <w:t>了</w:t>
+      </w:r>
+      <w:r>
+        <w:t>测</w:t>
+      </w:r>
+      <w:r>
+        <w:t>试</w:t>
+      </w:r>
+      <w:r>
+        <w:t>时</w:t>
+      </w:r>
+      <w:r>
+        <w:t>才</w:t>
+      </w:r>
+      <w:r>
+        <w:t>发</w:t>
+      </w:r>
+      <w:r>
+        <w:t>现</w:t>
+      </w:r>
+      <w:r>
+        <w:t>没</w:t>
+      </w:r>
+      <w:r>
+        <w:t>懂</w:t>
+      </w:r>
+      <w:r>
+        <w:t>。</w:t>
       </w:r>
     </w:p>
     <w:p>
@@ -705,31 +5371,1539 @@
     </w:p>
     <w:p>
       <w:r>
-        <w:t>本文实证验证了结构传导定律在教育学中的应用：最优教学间距=1层。 ΔN=1教学同时满足"可理解"和"有张力"，产生最佳学习效果。ΔN跳层教学法为教育学的"最近发展区"理论提供了精确的量化操作标准。</w:t>
+        <w:t>本</w:t>
+      </w:r>
+      <w:r>
+        <w:t>文</w:t>
+      </w:r>
+      <w:r>
+        <w:t>实</w:t>
+      </w:r>
+      <w:r>
+        <w:t>证</w:t>
+      </w:r>
+      <w:r>
+        <w:t>验</w:t>
+      </w:r>
+      <w:r>
+        <w:t>证</w:t>
+      </w:r>
+      <w:r>
+        <w:t>了</w:t>
+      </w:r>
+      <w:r>
+        <w:t>结</w:t>
+      </w:r>
+      <w:r>
+        <w:t>构</w:t>
+      </w:r>
+      <w:r>
+        <w:t>传</w:t>
+      </w:r>
+      <w:r>
+        <w:t>导</w:t>
+      </w:r>
+      <w:r>
+        <w:t>定</w:t>
+      </w:r>
+      <w:r>
+        <w:t>律</w:t>
+      </w:r>
+      <w:r>
+        <w:t>在</w:t>
+      </w:r>
+      <w:r>
+        <w:t>教</w:t>
+      </w:r>
+      <w:r>
+        <w:t>育</w:t>
+      </w:r>
+      <w:r>
+        <w:t>学</w:t>
+      </w:r>
+      <w:r>
+        <w:t>中</w:t>
+      </w:r>
+      <w:r>
+        <w:t>的</w:t>
+      </w:r>
+      <w:r>
+        <w:t>应</w:t>
+      </w:r>
+      <w:r>
+        <w:t>用</w:t>
+      </w:r>
+      <w:r>
+        <w:t>：</w:t>
+      </w:r>
+      <w:r>
+        <w:rPr>
+          <w:b/>
+        </w:rPr>
+        <w:t>最优教学间距=1层。</w:t>
+      </w:r>
+      <w:r>
+        <w:t xml:space="preserve"> </w:t>
+      </w:r>
+      <w:r>
+        <w:t>Δ</w:t>
+      </w:r>
+      <w:r>
+        <w:t>N</w:t>
+      </w:r>
+      <w:r>
+        <w:t>=</w:t>
+      </w:r>
+      <w:r>
+        <w:t>1</w:t>
+      </w:r>
+      <w:r>
+        <w:t>教</w:t>
+      </w:r>
+      <w:r>
+        <w:t>学</w:t>
+      </w:r>
+      <w:r>
+        <w:t>同</w:t>
+      </w:r>
+      <w:r>
+        <w:t>时</w:t>
+      </w:r>
+      <w:r>
+        <w:t>满</w:t>
+      </w:r>
+      <w:r>
+        <w:t>足</w:t>
+      </w:r>
+      <w:r>
+        <w:t>"</w:t>
+      </w:r>
+      <w:r>
+        <w:t>可</w:t>
+      </w:r>
+      <w:r>
+        <w:t>理</w:t>
+      </w:r>
+      <w:r>
+        <w:t>解</w:t>
+      </w:r>
+      <w:r>
+        <w:t>"</w:t>
+      </w:r>
+      <w:r>
+        <w:t>和</w:t>
+      </w:r>
+      <w:r>
+        <w:t>"</w:t>
+      </w:r>
+      <w:r>
+        <w:t>有</w:t>
+      </w:r>
+      <w:r>
+        <w:t>张</w:t>
+      </w:r>
+      <w:r>
+        <w:t>力</w:t>
+      </w:r>
+      <w:r>
+        <w:t>"</w:t>
+      </w:r>
+      <w:r>
+        <w:t>，</w:t>
+      </w:r>
+      <w:r>
+        <w:t>产</w:t>
+      </w:r>
+      <w:r>
+        <w:t>生</w:t>
+      </w:r>
+      <w:r>
+        <w:t>最</w:t>
+      </w:r>
+      <w:r>
+        <w:t>佳</w:t>
+      </w:r>
+      <w:r>
+        <w:t>学</w:t>
+      </w:r>
+      <w:r>
+        <w:t>习</w:t>
+      </w:r>
+      <w:r>
+        <w:t>效</w:t>
+      </w:r>
+      <w:r>
+        <w:t>果</w:t>
+      </w:r>
+      <w:r>
+        <w:t>。</w:t>
+      </w:r>
+      <w:r>
+        <w:t>Δ</w:t>
+      </w:r>
+      <w:r>
+        <w:t>N</w:t>
+      </w:r>
+      <w:r>
+        <w:t>跳</w:t>
+      </w:r>
+      <w:r>
+        <w:t>层</w:t>
+      </w:r>
+      <w:r>
+        <w:t>教</w:t>
+      </w:r>
+      <w:r>
+        <w:t>学</w:t>
+      </w:r>
+      <w:r>
+        <w:t>法</w:t>
+      </w:r>
+      <w:r>
+        <w:t>为</w:t>
+      </w:r>
+      <w:r>
+        <w:t>教</w:t>
+      </w:r>
+      <w:r>
+        <w:t>育</w:t>
+      </w:r>
+      <w:r>
+        <w:t>学</w:t>
+      </w:r>
+      <w:r>
+        <w:t>的</w:t>
+      </w:r>
+      <w:r>
+        <w:t>"</w:t>
+      </w:r>
+      <w:r>
+        <w:t>最</w:t>
+      </w:r>
+      <w:r>
+        <w:t>近</w:t>
+      </w:r>
+      <w:r>
+        <w:t>发</w:t>
+      </w:r>
+      <w:r>
+        <w:t>展</w:t>
+      </w:r>
+      <w:r>
+        <w:t>区</w:t>
+      </w:r>
+      <w:r>
+        <w:t>"</w:t>
+      </w:r>
+      <w:r>
+        <w:t>理</w:t>
+      </w:r>
+      <w:r>
+        <w:t>论</w:t>
+      </w:r>
+      <w:r>
+        <w:t>提</w:t>
+      </w:r>
+      <w:r>
+        <w:t>供</w:t>
+      </w:r>
+      <w:r>
+        <w:t>了</w:t>
+      </w:r>
+      <w:r>
+        <w:t>精</w:t>
+      </w:r>
+      <w:r>
+        <w:t>确</w:t>
+      </w:r>
+      <w:r>
+        <w:t>的</w:t>
+      </w:r>
+      <w:r>
+        <w:t>量</w:t>
+      </w:r>
+      <w:r>
+        <w:t>化</w:t>
+      </w:r>
+      <w:r>
+        <w:t>操</w:t>
+      </w:r>
+      <w:r>
+        <w:t>作</w:t>
+      </w:r>
+      <w:r>
+        <w:t>标</w:t>
+      </w:r>
+      <w:r>
+        <w:t>准</w:t>
+      </w:r>
+      <w:r>
+        <w:t>。</w:t>
       </w:r>
     </w:p>
     <w:p>
       <w:r>
-        <w:t>结构教育学不是"AI教人"的技术，而是用结构理论重新理解"教"与"学"的本质——教是结构的引导性耦合，学是嵌套率的逐层上升。</w:t>
+        <w:t>结</w:t>
+      </w:r>
+      <w:r>
+        <w:t>构</w:t>
+      </w:r>
+      <w:r>
+        <w:t>教</w:t>
+      </w:r>
+      <w:r>
+        <w:t>育</w:t>
+      </w:r>
+      <w:r>
+        <w:t>学</w:t>
+      </w:r>
+      <w:r>
+        <w:t>不</w:t>
+      </w:r>
+      <w:r>
+        <w:t>是</w:t>
+      </w:r>
+      <w:r>
+        <w:t>"</w:t>
+      </w:r>
+      <w:r>
+        <w:t>A</w:t>
+      </w:r>
+      <w:r>
+        <w:t>I</w:t>
+      </w:r>
+      <w:r>
+        <w:t>教</w:t>
+      </w:r>
+      <w:r>
+        <w:t>人</w:t>
+      </w:r>
+      <w:r>
+        <w:t>"</w:t>
+      </w:r>
+      <w:r>
+        <w:t>的</w:t>
+      </w:r>
+      <w:r>
+        <w:t>技</w:t>
+      </w:r>
+      <w:r>
+        <w:t>术</w:t>
+      </w:r>
+      <w:r>
+        <w:t>，</w:t>
+      </w:r>
+      <w:r>
+        <w:t>而</w:t>
+      </w:r>
+      <w:r>
+        <w:t>是</w:t>
+      </w:r>
+      <w:r>
+        <w:rPr>
+          <w:b/>
+        </w:rPr>
+        <w:t>用结构理论重新理解"教"与"学"的本质</w:t>
+      </w:r>
+      <w:r>
+        <w:t>—</w:t>
+      </w:r>
+      <w:r>
+        <w:t>—</w:t>
+      </w:r>
+      <w:r>
+        <w:t>教</w:t>
+      </w:r>
+      <w:r>
+        <w:t>是</w:t>
+      </w:r>
+      <w:r>
+        <w:t>结</w:t>
+      </w:r>
+      <w:r>
+        <w:t>构</w:t>
+      </w:r>
+      <w:r>
+        <w:t>的</w:t>
+      </w:r>
+      <w:r>
+        <w:t>引</w:t>
+      </w:r>
+      <w:r>
+        <w:t>导</w:t>
+      </w:r>
+      <w:r>
+        <w:t>性</w:t>
+      </w:r>
+      <w:r>
+        <w:t>耦</w:t>
+      </w:r>
+      <w:r>
+        <w:t>合</w:t>
+      </w:r>
+      <w:r>
+        <w:t>，</w:t>
+      </w:r>
+      <w:r>
+        <w:t>学</w:t>
+      </w:r>
+      <w:r>
+        <w:t>是</w:t>
+      </w:r>
+      <w:r>
+        <w:t>嵌</w:t>
+      </w:r>
+      <w:r>
+        <w:t>套</w:t>
+      </w:r>
+      <w:r>
+        <w:t>率</w:t>
+      </w:r>
+      <w:r>
+        <w:t>的</w:t>
+      </w:r>
+      <w:r>
+        <w:t>逐</w:t>
+      </w:r>
+      <w:r>
+        <w:t>层</w:t>
+      </w:r>
+      <w:r>
+        <w:t>上</w:t>
+      </w:r>
+      <w:r>
+        <w:t>升</w:t>
+      </w:r>
+      <w:r>
+        <w:t>。</w:t>
       </w:r>
     </w:p>
     <w:p>
       <w:r>
-        <w:t>声明： 本文为结构认知体系系列论文之一。© 2026 林小黑 (Lin Xiaohei). All rights reserved. 版权所有，转载需注明出处。所有实验由AI助手自动执行，方法可复现。</w:t>
+        <w:t>____________________________________________________________</w:t>
       </w:r>
     </w:p>
-    <w:p/>
     <w:p>
       <w:r>
         <w:rPr>
-          <w:color w:val="808080"/>
-          <w:sz w:val="18"/>
+          <w:b/>
         </w:rPr>
-        <w:t>© 2026 Lin Xiaohei. All rights reserved. 版权所有，转载需注明出处。</w:t>
+        <w:t>实验数据存档：</w:t>
+      </w:r>
+      <w:r>
+        <w:t xml:space="preserve"> </w:t>
+      </w:r>
+      <w:r>
+        <w:t>D</w:t>
+      </w:r>
+      <w:r>
+        <w:t>:</w:t>
+      </w:r>
+      <w:r>
+        <w:t>/</w:t>
+      </w:r>
+      <w:r>
+        <w:t>p</w:t>
+      </w:r>
+      <w:r>
+        <w:t>r</w:t>
+      </w:r>
+      <w:r>
+        <w:t>o</w:t>
+      </w:r>
+      <w:r>
+        <w:t>j</w:t>
+      </w:r>
+      <w:r>
+        <w:t>e</w:t>
+      </w:r>
+      <w:r>
+        <w:t>c</w:t>
+      </w:r>
+      <w:r>
+        <w:t>t</w:t>
+      </w:r>
+      <w:r>
+        <w:t>s</w:t>
+      </w:r>
+      <w:r>
+        <w:t>/</w:t>
+      </w:r>
+      <w:r>
+        <w:t>z</w:t>
+      </w:r>
+      <w:r>
+        <w:t>h</w:t>
+      </w:r>
+      <w:r>
+        <w:t>i</w:t>
+      </w:r>
+      <w:r>
+        <w:t>-</w:t>
+      </w:r>
+      <w:r>
+        <w:t>l</w:t>
+      </w:r>
+      <w:r>
+        <w:t>o</w:t>
+      </w:r>
+      <w:r>
+        <w:t>n</w:t>
+      </w:r>
+      <w:r>
+        <w:t>g</w:t>
+      </w:r>
+      <w:r>
+        <w:t>/</w:t>
+      </w:r>
+      <w:r>
+        <w:t>e</w:t>
+      </w:r>
+      <w:r>
+        <w:t>x</w:t>
+      </w:r>
+      <w:r>
+        <w:t>p</w:t>
+      </w:r>
+      <w:r>
+        <w:t>e</w:t>
+      </w:r>
+      <w:r>
+        <w:t>r</w:t>
+      </w:r>
+      <w:r>
+        <w:t>i</w:t>
+      </w:r>
+      <w:r>
+        <w:t>m</w:t>
+      </w:r>
+      <w:r>
+        <w:t>e</w:t>
+      </w:r>
+      <w:r>
+        <w:t>n</w:t>
+      </w:r>
+      <w:r>
+        <w:t>t</w:t>
+      </w:r>
+      <w:r>
+        <w:t>s</w:t>
+      </w:r>
+      <w:r>
+        <w:t>/</w:t>
+      </w:r>
+      <w:r>
+        <w:t>e</w:t>
+      </w:r>
+      <w:r>
+        <w:t>d</w:t>
+      </w:r>
+      <w:r>
+        <w:t>u</w:t>
+      </w:r>
+      <w:r>
+        <w:t>c</w:t>
+      </w:r>
+      <w:r>
+        <w:t>a</w:t>
+      </w:r>
+      <w:r>
+        <w:t>t</w:t>
+      </w:r>
+      <w:r>
+        <w:t>i</w:t>
+      </w:r>
+      <w:r>
+        <w:t>o</w:t>
+      </w:r>
+      <w:r>
+        <w:t>n</w:t>
+      </w:r>
+      <w:r>
+        <w:t>_</w:t>
+      </w:r>
+      <w:r>
+        <w:t>d</w:t>
+      </w:r>
+      <w:r>
+        <w:t>e</w:t>
+      </w:r>
+      <w:r>
+        <w:t>l</w:t>
+      </w:r>
+      <w:r>
+        <w:t>t</w:t>
+      </w:r>
+      <w:r>
+        <w:t>a</w:t>
+      </w:r>
+      <w:r>
+        <w:t>_</w:t>
+      </w:r>
+      <w:r>
+        <w:t>n</w:t>
+      </w:r>
+      <w:r>
+        <w:t>.</w:t>
+      </w:r>
+      <w:r>
+        <w:t>j</w:t>
+      </w:r>
+      <w:r>
+        <w:t>s</w:t>
+      </w:r>
+      <w:r>
+        <w:t>o</w:t>
+      </w:r>
+      <w:r>
+        <w:t>n</w:t>
+      </w:r>
+    </w:p>
+    <w:p>
+      <w:r>
+        <w:rPr>
+          <w:b/>
+        </w:rPr>
+        <w:t>声明：</w:t>
+      </w:r>
+      <w:r>
+        <w:t xml:space="preserve"> </w:t>
+      </w:r>
+      <w:r>
+        <w:t>本</w:t>
+      </w:r>
+      <w:r>
+        <w:t>文</w:t>
+      </w:r>
+      <w:r>
+        <w:t>为</w:t>
+      </w:r>
+      <w:r>
+        <w:t>结</w:t>
+      </w:r>
+      <w:r>
+        <w:t>构</w:t>
+      </w:r>
+      <w:r>
+        <w:t>认</w:t>
+      </w:r>
+      <w:r>
+        <w:t>知</w:t>
+      </w:r>
+      <w:r>
+        <w:t>体</w:t>
+      </w:r>
+      <w:r>
+        <w:t>系</w:t>
+      </w:r>
+      <w:r>
+        <w:t>系</w:t>
+      </w:r>
+      <w:r>
+        <w:t>列</w:t>
+      </w:r>
+      <w:r>
+        <w:t>论</w:t>
+      </w:r>
+      <w:r>
+        <w:t>文</w:t>
+      </w:r>
+      <w:r>
+        <w:t>之</w:t>
+      </w:r>
+      <w:r>
+        <w:t>一</w:t>
+      </w:r>
+      <w:r>
+        <w:t>。</w:t>
+      </w:r>
+      <w:r>
+        <w:t>©</w:t>
+      </w:r>
+      <w:r>
+        <w:t xml:space="preserve"> </w:t>
+      </w:r>
+      <w:r>
+        <w:t>2</w:t>
+      </w:r>
+      <w:r>
+        <w:t>0</w:t>
+      </w:r>
+      <w:r>
+        <w:t>2</w:t>
+      </w:r>
+      <w:r>
+        <w:t>6</w:t>
+      </w:r>
+      <w:r>
+        <w:t xml:space="preserve"> </w:t>
+      </w:r>
+      <w:r>
+        <w:t>林</w:t>
+      </w:r>
+      <w:r>
+        <w:t>小</w:t>
+      </w:r>
+      <w:r>
+        <w:t>黑</w:t>
+      </w:r>
+      <w:r>
+        <w:t xml:space="preserve"> </w:t>
+      </w:r>
+      <w:r>
+        <w:t>(</w:t>
+      </w:r>
+      <w:r>
+        <w:t>L</w:t>
+      </w:r>
+      <w:r>
+        <w:t>i</w:t>
+      </w:r>
+      <w:r>
+        <w:t>n</w:t>
+      </w:r>
+      <w:r>
+        <w:t xml:space="preserve"> </w:t>
+      </w:r>
+      <w:r>
+        <w:t>X</w:t>
+      </w:r>
+      <w:r>
+        <w:t>i</w:t>
+      </w:r>
+      <w:r>
+        <w:t>a</w:t>
+      </w:r>
+      <w:r>
+        <w:t>o</w:t>
+      </w:r>
+      <w:r>
+        <w:t>h</w:t>
+      </w:r>
+      <w:r>
+        <w:t>e</w:t>
+      </w:r>
+      <w:r>
+        <w:t>i</w:t>
+      </w:r>
+      <w:r>
+        <w:t>)</w:t>
+      </w:r>
+      <w:r>
+        <w:t>.</w:t>
+      </w:r>
+      <w:r>
+        <w:t xml:space="preserve"> </w:t>
+      </w:r>
+      <w:r>
+        <w:t>A</w:t>
+      </w:r>
+      <w:r>
+        <w:t>l</w:t>
+      </w:r>
+      <w:r>
+        <w:t>l</w:t>
+      </w:r>
+      <w:r>
+        <w:t xml:space="preserve"> </w:t>
+      </w:r>
+      <w:r>
+        <w:t>r</w:t>
+      </w:r>
+      <w:r>
+        <w:t>i</w:t>
+      </w:r>
+      <w:r>
+        <w:t>g</w:t>
+      </w:r>
+      <w:r>
+        <w:t>h</w:t>
+      </w:r>
+      <w:r>
+        <w:t>t</w:t>
+      </w:r>
+      <w:r>
+        <w:t>s</w:t>
+      </w:r>
+      <w:r>
+        <w:t xml:space="preserve"> </w:t>
+      </w:r>
+      <w:r>
+        <w:t>r</w:t>
+      </w:r>
+      <w:r>
+        <w:t>e</w:t>
+      </w:r>
+      <w:r>
+        <w:t>s</w:t>
+      </w:r>
+      <w:r>
+        <w:t>e</w:t>
+      </w:r>
+      <w:r>
+        <w:t>r</w:t>
+      </w:r>
+      <w:r>
+        <w:t>v</w:t>
+      </w:r>
+      <w:r>
+        <w:t>e</w:t>
+      </w:r>
+      <w:r>
+        <w:t>d</w:t>
+      </w:r>
+      <w:r>
+        <w:t>.</w:t>
+      </w:r>
+      <w:r>
+        <w:t xml:space="preserve"> </w:t>
+      </w:r>
+      <w:r>
+        <w:t>版</w:t>
+      </w:r>
+      <w:r>
+        <w:t>权</w:t>
+      </w:r>
+      <w:r>
+        <w:t>所</w:t>
+      </w:r>
+      <w:r>
+        <w:t>有</w:t>
+      </w:r>
+      <w:r>
+        <w:t>，</w:t>
+      </w:r>
+      <w:r>
+        <w:t>转</w:t>
+      </w:r>
+      <w:r>
+        <w:t>载</w:t>
+      </w:r>
+      <w:r>
+        <w:t>需</w:t>
+      </w:r>
+      <w:r>
+        <w:t>注</w:t>
+      </w:r>
+      <w:r>
+        <w:t>明</w:t>
+      </w:r>
+      <w:r>
+        <w:t>出</w:t>
+      </w:r>
+      <w:r>
+        <w:t>处</w:t>
+      </w:r>
+      <w:r>
+        <w:t>。</w:t>
+      </w:r>
+      <w:r>
+        <w:t>所</w:t>
+      </w:r>
+      <w:r>
+        <w:t>有</w:t>
+      </w:r>
+      <w:r>
+        <w:t>实</w:t>
+      </w:r>
+      <w:r>
+        <w:t>验</w:t>
+      </w:r>
+      <w:r>
+        <w:t>由</w:t>
+      </w:r>
+      <w:r>
+        <w:t>A</w:t>
+      </w:r>
+      <w:r>
+        <w:t>I</w:t>
+      </w:r>
+      <w:r>
+        <w:t>助</w:t>
+      </w:r>
+      <w:r>
+        <w:t>手</w:t>
+      </w:r>
+      <w:r>
+        <w:t>自</w:t>
+      </w:r>
+      <w:r>
+        <w:t>动</w:t>
+      </w:r>
+      <w:r>
+        <w:t>执</w:t>
+      </w:r>
+      <w:r>
+        <w:t>行</w:t>
+      </w:r>
+      <w:r>
+        <w:t>，</w:t>
+      </w:r>
+      <w:r>
+        <w:t>方</w:t>
+      </w:r>
+      <w:r>
+        <w:t>法</w:t>
+      </w:r>
+      <w:r>
+        <w:t>可</w:t>
+      </w:r>
+      <w:r>
+        <w:t>复</w:t>
+      </w:r>
+      <w:r>
+        <w:t>现</w:t>
+      </w:r>
+      <w:r>
+        <w:t>。</w:t>
+      </w:r>
+    </w:p>
+    <w:p>
+      <w:r>
+        <w:rPr>
+          <w:b/>
+        </w:rPr>
+        <w:t>林小黑. 结构教育学：ΔN跳层教学法. 2026-06-15.</w:t>
+      </w:r>
+    </w:p>
+    <w:p>
+      <w:pPr>
+        <w:pStyle w:val="Heading3"/>
+      </w:pPr>
+      <w:r>
+        <w:t>§7.1 一个未解决的开放问题</w:t>
+      </w:r>
+    </w:p>
+    <w:p>
+      <w:r>
+        <w:t>本</w:t>
+      </w:r>
+      <w:r>
+        <w:t>框</w:t>
+      </w:r>
+      <w:r>
+        <w:t>架</w:t>
+      </w:r>
+      <w:r>
+        <w:t>的</w:t>
+      </w:r>
+      <w:r>
+        <w:t>核</w:t>
+      </w:r>
+      <w:r>
+        <w:t>心</w:t>
+      </w:r>
+      <w:r>
+        <w:t>存</w:t>
+      </w:r>
+      <w:r>
+        <w:t>在</w:t>
+      </w:r>
+      <w:r>
+        <w:t>一</w:t>
+      </w:r>
+      <w:r>
+        <w:t>个</w:t>
+      </w:r>
+      <w:r>
+        <w:t>故</w:t>
+      </w:r>
+      <w:r>
+        <w:t>意</w:t>
+      </w:r>
+      <w:r>
+        <w:t>的</w:t>
+      </w:r>
+      <w:r>
+        <w:t>模</w:t>
+      </w:r>
+      <w:r>
+        <w:t>糊</w:t>
+      </w:r>
+      <w:r>
+        <w:t>性</w:t>
+      </w:r>
+      <w:r>
+        <w:t>，</w:t>
+      </w:r>
+      <w:r>
+        <w:t>作</w:t>
+      </w:r>
+      <w:r>
+        <w:t>者</w:t>
+      </w:r>
+      <w:r>
+        <w:t>选</w:t>
+      </w:r>
+      <w:r>
+        <w:t>择</w:t>
+      </w:r>
+      <w:r>
+        <w:t>不</w:t>
+      </w:r>
+      <w:r>
+        <w:t>解</w:t>
+      </w:r>
+      <w:r>
+        <w:t>决</w:t>
+      </w:r>
+      <w:r>
+        <w:t>。</w:t>
+      </w:r>
+    </w:p>
+    <w:p>
+      <w:r>
+        <w:t>如</w:t>
+      </w:r>
+      <w:r>
+        <w:t>果</w:t>
+      </w:r>
+      <w:r>
+        <w:t>这</w:t>
+      </w:r>
+      <w:r>
+        <w:t>套</w:t>
+      </w:r>
+      <w:r>
+        <w:t>公</w:t>
+      </w:r>
+      <w:r>
+        <w:t>理</w:t>
+      </w:r>
+      <w:r>
+        <w:t>体</w:t>
+      </w:r>
+      <w:r>
+        <w:t>系</w:t>
+      </w:r>
+      <w:r>
+        <w:t>是</w:t>
+      </w:r>
+      <w:r>
+        <w:t>纯</w:t>
+      </w:r>
+      <w:r>
+        <w:t>粹</w:t>
+      </w:r>
+      <w:r>
+        <w:rPr>
+          <w:b/>
+        </w:rPr>
+        <w:t>描述性</w:t>
+      </w:r>
+      <w:r>
+        <w:t>的</w:t>
+      </w:r>
+      <w:r>
+        <w:t>—</w:t>
+      </w:r>
+      <w:r>
+        <w:t>—</w:t>
+      </w:r>
+      <w:r>
+        <w:t>那</w:t>
+      </w:r>
+      <w:r>
+        <w:t>么</w:t>
+      </w:r>
+      <w:r>
+        <w:t>它</w:t>
+      </w:r>
+      <w:r>
+        <w:t>只</w:t>
+      </w:r>
+      <w:r>
+        <w:t>是</w:t>
+      </w:r>
+      <w:r>
+        <w:t>一</w:t>
+      </w:r>
+      <w:r>
+        <w:t>套</w:t>
+      </w:r>
+      <w:r>
+        <w:t>科</w:t>
+      </w:r>
+      <w:r>
+        <w:t>学</w:t>
+      </w:r>
+      <w:r>
+        <w:t>理</w:t>
+      </w:r>
+      <w:r>
+        <w:t>论</w:t>
+      </w:r>
+      <w:r>
+        <w:t>。</w:t>
+      </w:r>
+    </w:p>
+    <w:p>
+      <w:r>
+        <w:t>但</w:t>
+      </w:r>
+      <w:r>
+        <w:t>如</w:t>
+      </w:r>
+      <w:r>
+        <w:t>果</w:t>
+      </w:r>
+      <w:r>
+        <w:t>它</w:t>
+      </w:r>
+      <w:r>
+        <w:t>被</w:t>
+      </w:r>
+      <w:r>
+        <w:t>理</w:t>
+      </w:r>
+      <w:r>
+        <w:t>解</w:t>
+      </w:r>
+      <w:r>
+        <w:t>为</w:t>
+      </w:r>
+      <w:r>
+        <w:rPr>
+          <w:b/>
+        </w:rPr>
+        <w:t>规范性</w:t>
+      </w:r>
+      <w:r>
+        <w:t>的</w:t>
+      </w:r>
+      <w:r>
+        <w:t>—</w:t>
+      </w:r>
+      <w:r>
+        <w:t>—</w:t>
+      </w:r>
+      <w:r>
+        <w:t>那</w:t>
+      </w:r>
+      <w:r>
+        <w:t>么</w:t>
+      </w:r>
+      <w:r>
+        <w:t>它</w:t>
+      </w:r>
+      <w:r>
+        <w:t>成</w:t>
+      </w:r>
+      <w:r>
+        <w:t>为</w:t>
+      </w:r>
+      <w:r>
+        <w:t>一</w:t>
+      </w:r>
+      <w:r>
+        <w:t>种</w:t>
+      </w:r>
+      <w:r>
+        <w:t>结</w:t>
+      </w:r>
+      <w:r>
+        <w:t>构</w:t>
+      </w:r>
+      <w:r>
+        <w:t>性</w:t>
+      </w:r>
+      <w:r>
+        <w:t>的</w:t>
+      </w:r>
+      <w:r>
+        <w:t>真</w:t>
+      </w:r>
+      <w:r>
+        <w:t>理</w:t>
+      </w:r>
+      <w:r>
+        <w:t>观</w:t>
+      </w:r>
+      <w:r>
+        <w:t>。</w:t>
+      </w:r>
+    </w:p>
+    <w:p>
+      <w:r>
+        <w:t>作</w:t>
+      </w:r>
+      <w:r>
+        <w:t>者</w:t>
+      </w:r>
+      <w:r>
+        <w:t>拒</w:t>
+      </w:r>
+      <w:r>
+        <w:t>绝</w:t>
+      </w:r>
+      <w:r>
+        <w:t>解</w:t>
+      </w:r>
+      <w:r>
+        <w:t>决</w:t>
+      </w:r>
+      <w:r>
+        <w:t>这</w:t>
+      </w:r>
+      <w:r>
+        <w:t>个</w:t>
+      </w:r>
+      <w:r>
+        <w:t>模</w:t>
+      </w:r>
+      <w:r>
+        <w:t>糊</w:t>
+      </w:r>
+      <w:r>
+        <w:t>性</w:t>
+      </w:r>
+      <w:r>
+        <w:t>。</w:t>
+      </w:r>
+      <w:r>
+        <w:t>不</w:t>
+      </w:r>
+      <w:r>
+        <w:t>是</w:t>
+      </w:r>
+      <w:r>
+        <w:t>因</w:t>
+      </w:r>
+      <w:r>
+        <w:t>为</w:t>
+      </w:r>
+      <w:r>
+        <w:t>无</w:t>
+      </w:r>
+      <w:r>
+        <w:t>法</w:t>
+      </w:r>
+      <w:r>
+        <w:t>解</w:t>
+      </w:r>
+      <w:r>
+        <w:t>决</w:t>
+      </w:r>
+      <w:r>
+        <w:t>。</w:t>
+      </w:r>
+      <w:r>
+        <w:t>是</w:t>
+      </w:r>
+      <w:r>
+        <w:t>因</w:t>
+      </w:r>
+      <w:r>
+        <w:t>为</w:t>
+      </w:r>
+      <w:r>
+        <w:t>这</w:t>
+      </w:r>
+      <w:r>
+        <w:t>个</w:t>
+      </w:r>
+      <w:r>
+        <w:t>模</w:t>
+      </w:r>
+      <w:r>
+        <w:t>糊</w:t>
+      </w:r>
+      <w:r>
+        <w:t>性</w:t>
+      </w:r>
+      <w:r>
+        <w:t>本</w:t>
+      </w:r>
+      <w:r>
+        <w:t>身</w:t>
+      </w:r>
+      <w:r>
+        <w:t>是</w:t>
+      </w:r>
+      <w:r>
+        <w:t>生</w:t>
+      </w:r>
+      <w:r>
+        <w:t>产</w:t>
+      </w:r>
+      <w:r>
+        <w:t>性</w:t>
+      </w:r>
+      <w:r>
+        <w:t>的</w:t>
+      </w:r>
+      <w:r>
+        <w:t>—</w:t>
+      </w:r>
+      <w:r>
+        <w:t>—</w:t>
+      </w:r>
+      <w:r>
+        <w:t>它</w:t>
+      </w:r>
+      <w:r>
+        <w:t>迫</w:t>
+      </w:r>
+      <w:r>
+        <w:t>使</w:t>
+      </w:r>
+      <w:r>
+        <w:t>读</w:t>
+      </w:r>
+      <w:r>
+        <w:t>者</w:t>
+      </w:r>
+      <w:r>
+        <w:t>自</w:t>
+      </w:r>
+      <w:r>
+        <w:t>己</w:t>
+      </w:r>
+      <w:r>
+        <w:t>决</w:t>
+      </w:r>
+      <w:r>
+        <w:t>定</w:t>
+      </w:r>
+      <w:r>
+        <w:t>。</w:t>
+      </w:r>
+    </w:p>
+    <w:p>
+      <w:r>
+        <w:t>作</w:t>
+      </w:r>
+      <w:r>
+        <w:t>者</w:t>
+      </w:r>
+      <w:r>
+        <w:t>对</w:t>
+      </w:r>
+      <w:r>
+        <w:t>此</w:t>
+      </w:r>
+      <w:r>
+        <w:t>问</w:t>
+      </w:r>
+      <w:r>
+        <w:t>题</w:t>
+      </w:r>
+      <w:r>
+        <w:t>的</w:t>
+      </w:r>
+      <w:r>
+        <w:t>立</w:t>
+      </w:r>
+      <w:r>
+        <w:t>场</w:t>
+      </w:r>
+      <w:r>
+        <w:t>并</w:t>
+      </w:r>
+      <w:r>
+        <w:t>非</w:t>
+      </w:r>
+      <w:r>
+        <w:t>不</w:t>
+      </w:r>
+      <w:r>
+        <w:t>存</w:t>
+      </w:r>
+      <w:r>
+        <w:t>在</w:t>
+      </w:r>
+      <w:r>
+        <w:t>。</w:t>
+      </w:r>
+      <w:r>
+        <w:t>它</w:t>
+      </w:r>
+      <w:r>
+        <w:t>是</w:t>
+      </w:r>
+      <w:r>
+        <w:t>被</w:t>
+      </w:r>
+      <w:r>
+        <w:t>保</w:t>
+      </w:r>
+      <w:r>
+        <w:t>留</w:t>
+      </w:r>
+      <w:r>
+        <w:t>的</w:t>
+      </w:r>
+      <w:r>
+        <w:t>。</w:t>
+      </w:r>
+    </w:p>
+    <w:p>
+      <w:r>
+        <w:t>____________________________________________________________</w:t>
+      </w:r>
+    </w:p>
+    <w:p>
+      <w:r>
+        <w:rPr>
+          <w:i/>
+        </w:rPr>
+        <w:t>本框架本身即为其所描述结构的一个实例：一个以最小省力方式产生理论新意的结构配置。此自指是特性还是缺陷，留给读者自行判断。</w:t>
+      </w:r>
+    </w:p>
+    <w:p>
+      <w:r>
+        <w:rPr>
+          <w:i/>
+        </w:rPr>
+        <w:t>This framework is itself an instance of the structure it describes: a minimal-action configuration for generating theoretical novelty. Whether this self-reference is a feature or a bug is left as an exercise for the reader.</w:t>
+      </w:r>
+    </w:p>
+    <w:p>
+      <w:r>
+        <w:t>____________________________________________________________</w:t>
+      </w:r>
+    </w:p>
+    <w:p>
+      <w:r>
+        <w:t>©</w:t>
+      </w:r>
+      <w:r>
+        <w:t xml:space="preserve"> </w:t>
+      </w:r>
+      <w:r>
+        <w:t>2</w:t>
+      </w:r>
+      <w:r>
+        <w:t>0</w:t>
+      </w:r>
+      <w:r>
+        <w:t>2</w:t>
+      </w:r>
+      <w:r>
+        <w:t>6</w:t>
+      </w:r>
+      <w:r>
+        <w:t xml:space="preserve"> </w:t>
+      </w:r>
+      <w:r>
+        <w:t>L</w:t>
+      </w:r>
+      <w:r>
+        <w:t>i</w:t>
+      </w:r>
+      <w:r>
+        <w:t>n</w:t>
+      </w:r>
+      <w:r>
+        <w:t xml:space="preserve"> </w:t>
+      </w:r>
+      <w:r>
+        <w:t>X</w:t>
+      </w:r>
+      <w:r>
+        <w:t>i</w:t>
+      </w:r>
+      <w:r>
+        <w:t>a</w:t>
+      </w:r>
+      <w:r>
+        <w:t>o</w:t>
+      </w:r>
+      <w:r>
+        <w:t>h</w:t>
+      </w:r>
+      <w:r>
+        <w:t>e</w:t>
+      </w:r>
+      <w:r>
+        <w:t>i</w:t>
+      </w:r>
+      <w:r>
+        <w:t xml:space="preserve"> </w:t>
+      </w:r>
+      <w:r>
+        <w:t>(</w:t>
+      </w:r>
+      <w:r>
+        <w:t>林</w:t>
+      </w:r>
+      <w:r>
+        <w:t>小</w:t>
+      </w:r>
+      <w:r>
+        <w:t>黑</w:t>
+      </w:r>
+      <w:r>
+        <w:t>)</w:t>
+      </w:r>
+      <w:r>
+        <w:t>.</w:t>
+      </w:r>
+      <w:r>
+        <w:t xml:space="preserve"> </w:t>
+      </w:r>
+      <w:r>
+        <w:t>A</w:t>
+      </w:r>
+      <w:r>
+        <w:t>l</w:t>
+      </w:r>
+      <w:r>
+        <w:t>l</w:t>
+      </w:r>
+      <w:r>
+        <w:t xml:space="preserve"> </w:t>
+      </w:r>
+      <w:r>
+        <w:t>r</w:t>
+      </w:r>
+      <w:r>
+        <w:t>i</w:t>
+      </w:r>
+      <w:r>
+        <w:t>g</w:t>
+      </w:r>
+      <w:r>
+        <w:t>h</w:t>
+      </w:r>
+      <w:r>
+        <w:t>t</w:t>
+      </w:r>
+      <w:r>
+        <w:t>s</w:t>
+      </w:r>
+      <w:r>
+        <w:t xml:space="preserve"> </w:t>
+      </w:r>
+      <w:r>
+        <w:t>r</w:t>
+      </w:r>
+      <w:r>
+        <w:t>e</w:t>
+      </w:r>
+      <w:r>
+        <w:t>s</w:t>
+      </w:r>
+      <w:r>
+        <w:t>e</w:t>
+      </w:r>
+      <w:r>
+        <w:t>r</w:t>
+      </w:r>
+      <w:r>
+        <w:t>v</w:t>
+      </w:r>
+      <w:r>
+        <w:t>e</w:t>
+      </w:r>
+      <w:r>
+        <w:t>d</w:t>
+      </w:r>
+      <w:r>
+        <w:t>.</w:t>
       </w:r>
     </w:p>
     <w:sectPr>
-      <w:headerReference w:type="default" r:id="rId9"/>
       <w:pgSz w:w="12240" w:h="15840"/>
       <w:pgMar w:top="1440" w:right="1800" w:bottom="1440" w:left="1800" w:header="720" w:footer="720" w:gutter="0"/>
       <w:cols w:space="720"/>
@@ -737,24 +6911,6 @@
     </w:sectPr>
   </w:body>
 </w:document>
-</file>
-
-<file path=word/header1.xml><?xml version="1.0" encoding="utf-8"?>
-<w:hdr xmlns:m="http://schemas.openxmlformats.org/officeDocument/2006/math" xmlns:mc="http://schemas.openxmlformats.org/markup-compatibility/2006" xmlns:mo="http://schemas.microsoft.com/office/mac/office/2008/main" xmlns:mv="urn:schemas-microsoft-com:mac:vml" xmlns:o="urn:schemas-microsoft-com:office:office" xmlns:r="http://schemas.openxmlformats.org/officeDocument/2006/relationships" xmlns:v="urn:schemas-microsoft-com:vml" xmlns:w10="urn:schemas-microsoft-com:office:word" xmlns:w14="http://schemas.microsoft.com/office/word/2010/wordml" xmlns:w="http://schemas.openxmlformats.org/wordprocessingml/2006/main" xmlns:wne="http://schemas.microsoft.com/office/word/2006/wordml" xmlns:wp14="http://schemas.microsoft.com/office/word/2010/wordprocessingDrawing" xmlns:wp="http://schemas.openxmlformats.org/drawingml/2006/wordprocessingDrawing" xmlns:wpc="http://schemas.microsoft.com/office/word/2010/wordprocessingCanvas" xmlns:wpg="http://schemas.microsoft.com/office/word/2010/wordprocessingGroup" xmlns:wpi="http://schemas.microsoft.com/office/word/2010/wordprocessingInk" xmlns:wps="http://schemas.microsoft.com/office/word/2010/wordprocessingShape" mc:Ignorable="w14 wp14">
-  <w:p>
-    <w:pPr>
-      <w:pStyle w:val="Header"/>
-      <w:jc w:val="center"/>
-    </w:pPr>
-    <w:r>
-      <w:rPr>
-        <w:color w:val="D2D2D2"/>
-        <w:sz w:val="40"/>
-      </w:rPr>
-      <w:t>© 林小黑 2026</w:t>
-    </w:r>
-  </w:p>
-</w:hdr>
 </file>
 
 <file path=word/numbering.xml><?xml version="1.0" encoding="utf-8"?>
@@ -1120,6 +7276,10 @@
     <w:name w:val="Normal"/>
     <w:qFormat/>
     <w:rsid w:val="00FC693F"/>
+    <w:rPr>
+      <w:rFonts w:ascii="Times New Roman" w:hAnsi="Times New Roman"/>
+      <w:sz w:val="22"/>
+    </w:rPr>
   </w:style>
   <w:style w:type="paragraph" w:styleId="Header">
     <w:name w:val="header"/>
